--- a/lessons/7-1-flagship/downloads/7-1-flagship-notes.docx
+++ b/lessons/7-1-flagship/downloads/7-1-flagship-notes.docx
@@ -311,6 +311,610 @@
         <w:rPr>
           <w:b/>
           <w:bCs/>
+          <w:color w:val="1FA6A2"/>
+          <w:sz w:val="26"/>
+          <w:szCs w:val="26"/>
+        </w:rPr>
+        <w:t xml:space="preserve">Turn &amp; Talk — Discussion Points  (Level 1 support · Level 2)</w:t>
+      </w:r>
+    </w:p>
+    <w:p>
+      <w:pPr>
+        <w:spacing w:after="60"/>
+      </w:pPr>
+      <w:r>
+        <w:rPr>
+          <w:i/>
+          <w:iCs/>
+          <w:color w:val="5F6F80"/>
+          <w:sz w:val="19"/>
+          <w:szCs w:val="19"/>
+        </w:rPr>
+        <w:t xml:space="preserve">Talk with a partner. Use the Level 1 stems if you need help getting started; try the Level 2 question when you are ready for more.</w:t>
+      </w:r>
+    </w:p>
+    <w:p>
+      <w:pPr>
+        <w:spacing w:after="60"/>
+      </w:pPr>
+      <w:r>
+        <w:rPr>
+          <w:b/>
+          <w:bCs/>
+          <w:color w:val="12355B"/>
+          <w:sz w:val="21"/>
+          <w:szCs w:val="21"/>
+        </w:rPr>
+        <w:t xml:space="preserve">1. [Launch] </w:t>
+      </w:r>
+      <w:r>
+        <w:rPr>
+          <w:b/>
+          <w:bCs/>
+          <w:sz w:val="21"/>
+          <w:szCs w:val="21"/>
+        </w:rPr>
+        <w:t xml:space="preserve">Detective Ruiz's clue says 'a number of stolen gems plus 8 more equals 20 total.' How would you turn this clue into an equation, and what does each part stand for?</w:t>
+      </w:r>
+    </w:p>
+    <w:p>
+      <w:pPr>
+        <w:spacing w:after="60"/>
+      </w:pPr>
+      <w:r>
+        <w:rPr>
+          <w:b/>
+          <w:bCs/>
+          <w:color w:val="1FA6A2"/>
+          <w:sz w:val="20"/>
+          <w:szCs w:val="20"/>
+        </w:rPr>
+        <w:t xml:space="preserve">Level 1 — Start here: </w:t>
+      </w:r>
+      <w:r>
+        <w:rPr>
+          <w:sz w:val="20"/>
+          <w:szCs w:val="20"/>
+        </w:rPr>
+        <w:t xml:space="preserve">I let a variable stand for the unknown number of gems.</w:t>
+      </w:r>
+    </w:p>
+    <w:p>
+      <w:pPr>
+        <w:spacing w:after="60"/>
+      </w:pPr>
+      <w:r>
+        <w:rPr>
+          <w:sz w:val="21"/>
+          <w:szCs w:val="21"/>
+        </w:rPr>
+        <w:t xml:space="preserve">The unknown is ___, so I write the variable ___.</w:t>
+      </w:r>
+      <w:r>
+        <w:rPr>
+          <w:i/>
+          <w:iCs/>
+          <w:color w:val="5F6F80"/>
+          <w:sz w:val="19"/>
+          <w:szCs w:val="19"/>
+        </w:rPr>
+        <w:br/>
+        <w:t xml:space="preserve">
+La incógnita es ___, así que escribo la variable ___.</w:t>
+      </w:r>
+    </w:p>
+    <w:p>
+      <w:pPr>
+        <w:spacing w:after="60"/>
+      </w:pPr>
+      <w:r>
+        <w:rPr>
+          <w:sz w:val="21"/>
+          <w:szCs w:val="21"/>
+        </w:rPr>
+        <w:t xml:space="preserve">My equation is ___ because 'plus 8' means ___ and 'equals 20' means ___.</w:t>
+      </w:r>
+      <w:r>
+        <w:rPr>
+          <w:i/>
+          <w:iCs/>
+          <w:color w:val="5F6F80"/>
+          <w:sz w:val="19"/>
+          <w:szCs w:val="19"/>
+        </w:rPr>
+        <w:br/>
+        <w:t xml:space="preserve">
+Mi ecuación es ___ porque 'más 8' significa ___ y 'es igual a 20' significa ___.</w:t>
+      </w:r>
+    </w:p>
+    <w:p>
+      <w:pPr>
+        <w:spacing w:after="60"/>
+      </w:pPr>
+      <w:r>
+        <w:rPr>
+          <w:b/>
+          <w:bCs/>
+          <w:color w:val="12355B"/>
+          <w:sz w:val="20"/>
+          <w:szCs w:val="20"/>
+        </w:rPr>
+        <w:t xml:space="preserve">Word bank: </w:t>
+      </w:r>
+      <w:r>
+        <w:rPr>
+          <w:color w:val="1FA6A2"/>
+          <w:sz w:val="20"/>
+          <w:szCs w:val="20"/>
+        </w:rPr>
+        <w:t xml:space="preserve">equation, variable, equal sign, expression</w:t>
+      </w:r>
+    </w:p>
+    <w:p>
+      <w:pPr>
+        <w:spacing w:after="60"/>
+      </w:pPr>
+      <w:r>
+        <w:rPr>
+          <w:b/>
+          <w:bCs/>
+          <w:color w:val="12355B"/>
+          <w:sz w:val="19"/>
+          <w:szCs w:val="19"/>
+        </w:rPr>
+        <w:t xml:space="preserve">Listen for: </w:t>
+      </w:r>
+      <w:r>
+        <w:rPr>
+          <w:i/>
+          <w:iCs/>
+          <w:color w:val="5F6F80"/>
+          <w:sz w:val="19"/>
+          <w:szCs w:val="19"/>
+        </w:rPr>
+        <w:t xml:space="preserve">Students choose a variable (such as n) for the unknown gems, build n + 8 = 20, and connect 'plus 8 more' to + 8 and 'equals 20 total' to = 20.</w:t>
+      </w:r>
+    </w:p>
+    <w:p>
+      <w:pPr>
+        <w:spacing w:after="60"/>
+      </w:pPr>
+      <w:r>
+        <w:rPr>
+          <w:b/>
+          <w:bCs/>
+          <w:color w:val="9A6B12"/>
+          <w:sz w:val="20"/>
+          <w:szCs w:val="20"/>
+        </w:rPr>
+        <w:t xml:space="preserve">Level 2: </w:t>
+      </w:r>
+      <w:r>
+        <w:rPr>
+          <w:sz w:val="20"/>
+          <w:szCs w:val="20"/>
+        </w:rPr>
+        <w:t xml:space="preserve">Why does the equation n + 8 = 20 represent the clue better than the expression n + 8 alone? Justify using the role of the equal sign.</w:t>
+      </w:r>
+    </w:p>
+    <w:p>
+      <w:pPr>
+        <w:spacing w:after="60"/>
+        <w:ind w:left="360"/>
+      </w:pPr>
+      <w:r>
+        <w:rPr>
+          <w:sz w:val="20"/>
+          <w:szCs w:val="20"/>
+        </w:rPr>
+        <w:t xml:space="preserve">• The equation is better than the expression because ___.</w:t>
+      </w:r>
+    </w:p>
+    <w:p>
+      <w:pPr>
+        <w:spacing w:after="60"/>
+        <w:ind w:left="360"/>
+      </w:pPr>
+      <w:r>
+        <w:rPr>
+          <w:sz w:val="20"/>
+          <w:szCs w:val="20"/>
+        </w:rPr>
+        <w:t xml:space="preserve">• The equal sign tells me ___ that an expression cannot show.</w:t>
+      </w:r>
+    </w:p>
+    <w:p>
+      <w:pPr>
+        <w:spacing w:after="60"/>
+      </w:pPr>
+      <w:r>
+        <w:rPr>
+          <w:b/>
+          <w:bCs/>
+          <w:color w:val="12355B"/>
+          <w:sz w:val="21"/>
+          <w:szCs w:val="21"/>
+        </w:rPr>
+        <w:t xml:space="preserve">2. [Explore] </w:t>
+      </w:r>
+      <w:r>
+        <w:rPr>
+          <w:b/>
+          <w:bCs/>
+          <w:sz w:val="21"/>
+          <w:szCs w:val="21"/>
+        </w:rPr>
+        <w:t xml:space="preserve">On the balance scale you put n + 8 on one side and 20 on the other. How did you decide what belongs on each side of the equal sign?</w:t>
+      </w:r>
+    </w:p>
+    <w:p>
+      <w:pPr>
+        <w:spacing w:after="60"/>
+      </w:pPr>
+      <w:r>
+        <w:rPr>
+          <w:b/>
+          <w:bCs/>
+          <w:color w:val="1FA6A2"/>
+          <w:sz w:val="20"/>
+          <w:szCs w:val="20"/>
+        </w:rPr>
+        <w:t xml:space="preserve">Level 1 — Start here: </w:t>
+      </w:r>
+      <w:r>
+        <w:rPr>
+          <w:sz w:val="20"/>
+          <w:szCs w:val="20"/>
+        </w:rPr>
+        <w:t xml:space="preserve">Both sides of the equation must represent the same total.</w:t>
+      </w:r>
+    </w:p>
+    <w:p>
+      <w:pPr>
+        <w:spacing w:after="60"/>
+      </w:pPr>
+      <w:r>
+        <w:rPr>
+          <w:sz w:val="21"/>
+          <w:szCs w:val="21"/>
+        </w:rPr>
+        <w:t xml:space="preserve">I put ___ on the left side because ___.</w:t>
+      </w:r>
+      <w:r>
+        <w:rPr>
+          <w:i/>
+          <w:iCs/>
+          <w:color w:val="5F6F80"/>
+          <w:sz w:val="19"/>
+          <w:szCs w:val="19"/>
+        </w:rPr>
+        <w:br/>
+        <w:t xml:space="preserve">
+Puse ___ en el lado izquierdo porque ___.</w:t>
+      </w:r>
+    </w:p>
+    <w:p>
+      <w:pPr>
+        <w:spacing w:after="60"/>
+      </w:pPr>
+      <w:r>
+        <w:rPr>
+          <w:sz w:val="21"/>
+          <w:szCs w:val="21"/>
+        </w:rPr>
+        <w:t xml:space="preserve">The equal sign means both sides are ___.</w:t>
+      </w:r>
+      <w:r>
+        <w:rPr>
+          <w:i/>
+          <w:iCs/>
+          <w:color w:val="5F6F80"/>
+          <w:sz w:val="19"/>
+          <w:szCs w:val="19"/>
+        </w:rPr>
+        <w:br/>
+        <w:t xml:space="preserve">
+El signo igual significa que ambos lados son ___.</w:t>
+      </w:r>
+    </w:p>
+    <w:p>
+      <w:pPr>
+        <w:spacing w:after="60"/>
+      </w:pPr>
+      <w:r>
+        <w:rPr>
+          <w:b/>
+          <w:bCs/>
+          <w:color w:val="12355B"/>
+          <w:sz w:val="20"/>
+          <w:szCs w:val="20"/>
+        </w:rPr>
+        <w:t xml:space="preserve">Word bank: </w:t>
+      </w:r>
+      <w:r>
+        <w:rPr>
+          <w:color w:val="1FA6A2"/>
+          <w:sz w:val="20"/>
+          <w:szCs w:val="20"/>
+        </w:rPr>
+        <w:t xml:space="preserve">equation, variable, equal sign, expression</w:t>
+      </w:r>
+    </w:p>
+    <w:p>
+      <w:pPr>
+        <w:spacing w:after="60"/>
+      </w:pPr>
+      <w:r>
+        <w:rPr>
+          <w:b/>
+          <w:bCs/>
+          <w:color w:val="12355B"/>
+          <w:sz w:val="19"/>
+          <w:szCs w:val="19"/>
+        </w:rPr>
+        <w:t xml:space="preserve">Listen for: </w:t>
+      </w:r>
+      <w:r>
+        <w:rPr>
+          <w:i/>
+          <w:iCs/>
+          <w:color w:val="5F6F80"/>
+          <w:sz w:val="19"/>
+          <w:szCs w:val="19"/>
+        </w:rPr>
+        <w:t xml:space="preserve">Students place the expression n + 8 on one side and the total 20 on the other, explaining the equal sign means both sides have the same value.</w:t>
+      </w:r>
+    </w:p>
+    <w:p>
+      <w:pPr>
+        <w:spacing w:after="60"/>
+      </w:pPr>
+      <w:r>
+        <w:rPr>
+          <w:b/>
+          <w:bCs/>
+          <w:color w:val="9A6B12"/>
+          <w:sz w:val="20"/>
+          <w:szCs w:val="20"/>
+        </w:rPr>
+        <w:t xml:space="preserve">Level 2: </w:t>
+      </w:r>
+      <w:r>
+        <w:rPr>
+          <w:sz w:val="20"/>
+          <w:szCs w:val="20"/>
+        </w:rPr>
+        <w:t xml:space="preserve">Compare 'twice a number equals 20' with 'a number plus 8 equals 20.' How would the equations differ, and why?</w:t>
+      </w:r>
+    </w:p>
+    <w:p>
+      <w:pPr>
+        <w:spacing w:after="60"/>
+        <w:ind w:left="360"/>
+      </w:pPr>
+      <w:r>
+        <w:rPr>
+          <w:sz w:val="20"/>
+          <w:szCs w:val="20"/>
+        </w:rPr>
+        <w:t xml:space="preserve">• 'Twice a number' would be ___ instead of ___ because ___.</w:t>
+      </w:r>
+    </w:p>
+    <w:p>
+      <w:pPr>
+        <w:spacing w:after="60"/>
+        <w:ind w:left="360"/>
+      </w:pPr>
+      <w:r>
+        <w:rPr>
+          <w:sz w:val="20"/>
+          <w:szCs w:val="20"/>
+        </w:rPr>
+        <w:t xml:space="preserve">• The operation changes the equation because ___.</w:t>
+      </w:r>
+    </w:p>
+    <w:p>
+      <w:pPr>
+        <w:spacing w:after="60"/>
+      </w:pPr>
+      <w:r>
+        <w:rPr>
+          <w:b/>
+          <w:bCs/>
+          <w:color w:val="12355B"/>
+          <w:sz w:val="21"/>
+          <w:szCs w:val="21"/>
+        </w:rPr>
+        <w:t xml:space="preserve">3. [Connect] </w:t>
+      </w:r>
+      <w:r>
+        <w:rPr>
+          <w:b/>
+          <w:bCs/>
+          <w:sz w:val="21"/>
+          <w:szCs w:val="21"/>
+        </w:rPr>
+        <w:t xml:space="preserve">When would writing an equation help you solve a real problem instead of just guessing?</w:t>
+      </w:r>
+    </w:p>
+    <w:p>
+      <w:pPr>
+        <w:spacing w:after="60"/>
+      </w:pPr>
+      <w:r>
+        <w:rPr>
+          <w:b/>
+          <w:bCs/>
+          <w:color w:val="1FA6A2"/>
+          <w:sz w:val="20"/>
+          <w:szCs w:val="20"/>
+        </w:rPr>
+        <w:t xml:space="preserve">Level 1 — Start here: </w:t>
+      </w:r>
+      <w:r>
+        <w:rPr>
+          <w:sz w:val="20"/>
+          <w:szCs w:val="20"/>
+        </w:rPr>
+        <w:t xml:space="preserve">An equation organizes what I know and what I want to find.</w:t>
+      </w:r>
+    </w:p>
+    <w:p>
+      <w:pPr>
+        <w:spacing w:after="60"/>
+      </w:pPr>
+      <w:r>
+        <w:rPr>
+          <w:sz w:val="21"/>
+          <w:szCs w:val="21"/>
+        </w:rPr>
+        <w:t xml:space="preserve">Writing an equation helps me because ___.</w:t>
+      </w:r>
+      <w:r>
+        <w:rPr>
+          <w:i/>
+          <w:iCs/>
+          <w:color w:val="5F6F80"/>
+          <w:sz w:val="19"/>
+          <w:szCs w:val="19"/>
+        </w:rPr>
+        <w:br/>
+        <w:t xml:space="preserve">
+Escribir una ecuación me ayuda porque ___.</w:t>
+      </w:r>
+    </w:p>
+    <w:p>
+      <w:pPr>
+        <w:spacing w:after="60"/>
+      </w:pPr>
+      <w:r>
+        <w:rPr>
+          <w:sz w:val="21"/>
+          <w:szCs w:val="21"/>
+        </w:rPr>
+        <w:t xml:space="preserve">I would write an equation to find ___.</w:t>
+      </w:r>
+      <w:r>
+        <w:rPr>
+          <w:i/>
+          <w:iCs/>
+          <w:color w:val="5F6F80"/>
+          <w:sz w:val="19"/>
+          <w:szCs w:val="19"/>
+        </w:rPr>
+        <w:br/>
+        <w:t xml:space="preserve">
+Escribiría una ecuación para hallar ___.</w:t>
+      </w:r>
+    </w:p>
+    <w:p>
+      <w:pPr>
+        <w:spacing w:after="60"/>
+      </w:pPr>
+      <w:r>
+        <w:rPr>
+          <w:b/>
+          <w:bCs/>
+          <w:color w:val="12355B"/>
+          <w:sz w:val="20"/>
+          <w:szCs w:val="20"/>
+        </w:rPr>
+        <w:t xml:space="preserve">Word bank: </w:t>
+      </w:r>
+      <w:r>
+        <w:rPr>
+          <w:color w:val="1FA6A2"/>
+          <w:sz w:val="20"/>
+          <w:szCs w:val="20"/>
+        </w:rPr>
+        <w:t xml:space="preserve">equation, variable, expression, equal sign</w:t>
+      </w:r>
+    </w:p>
+    <w:p>
+      <w:pPr>
+        <w:spacing w:after="60"/>
+      </w:pPr>
+      <w:r>
+        <w:rPr>
+          <w:b/>
+          <w:bCs/>
+          <w:color w:val="12355B"/>
+          <w:sz w:val="19"/>
+          <w:szCs w:val="19"/>
+        </w:rPr>
+        <w:t xml:space="preserve">Listen for: </w:t>
+      </w:r>
+      <w:r>
+        <w:rPr>
+          <w:i/>
+          <w:iCs/>
+          <w:color w:val="5F6F80"/>
+          <w:sz w:val="19"/>
+          <w:szCs w:val="19"/>
+        </w:rPr>
+        <w:t xml:space="preserve">Students explain that an equation captures the relationship clearly, lets you use a variable for the unknown, and can be solved instead of guessing.</w:t>
+      </w:r>
+    </w:p>
+    <w:p>
+      <w:pPr>
+        <w:spacing w:after="60"/>
+      </w:pPr>
+      <w:r>
+        <w:rPr>
+          <w:b/>
+          <w:bCs/>
+          <w:color w:val="9A6B12"/>
+          <w:sz w:val="20"/>
+          <w:szCs w:val="20"/>
+        </w:rPr>
+        <w:t xml:space="preserve">Level 2: </w:t>
+      </w:r>
+      <w:r>
+        <w:rPr>
+          <w:sz w:val="20"/>
+          <w:szCs w:val="20"/>
+        </w:rPr>
+        <w:t xml:space="preserve">Critique: 'Any sentence with numbers is an equation.' Use the words expression and equal sign to explain why this is wrong.</w:t>
+      </w:r>
+    </w:p>
+    <w:p>
+      <w:pPr>
+        <w:spacing w:after="60"/>
+        <w:ind w:left="360"/>
+      </w:pPr>
+      <w:r>
+        <w:rPr>
+          <w:sz w:val="20"/>
+          <w:szCs w:val="20"/>
+        </w:rPr>
+        <w:t xml:space="preserve">• This is wrong because an expression ___.</w:t>
+      </w:r>
+    </w:p>
+    <w:p>
+      <w:pPr>
+        <w:spacing w:after="60"/>
+        <w:ind w:left="360"/>
+      </w:pPr>
+      <w:r>
+        <w:rPr>
+          <w:sz w:val="20"/>
+          <w:szCs w:val="20"/>
+        </w:rPr>
+        <w:t xml:space="preserve">• A sentence is only an equation when it has ___.</w:t>
+      </w:r>
+    </w:p>
+    <w:p>
+      <w:pPr>
+        <w:pStyle w:val="Heading2"/>
+        <w:pBdr>
+          <w:left w:val="single" w:color="1FA6A2" w:sz="18" w:space="8"/>
+        </w:pBdr>
+        <w:spacing w:after="100" w:before="200"/>
+      </w:pPr>
+      <w:r>
+        <w:rPr>
+          <w:b/>
+          <w:bCs/>
           <w:color w:val="9A6B12"/>
           <w:sz w:val="26"/>
           <w:szCs w:val="26"/>
@@ -883,7 +1487,7 @@
           <w:sz w:val="21"/>
           <w:szCs w:val="21"/>
         </w:rPr>
-        <w:t xml:space="preserve">I know ___ because ___.</w:t>
+        <w:t xml:space="preserve">The unknown is ___, so I write the variable ___.</w:t>
       </w:r>
       <w:r>
         <w:rPr>
@@ -895,19 +1499,19 @@
         </w:rPr>
         <w:br/>
         <w:t xml:space="preserve">
-Sé que ___ porque ___.</w:t>
-      </w:r>
-    </w:p>
-    <w:p>
-      <w:pPr>
-        <w:spacing w:after="60"/>
-      </w:pPr>
-      <w:r>
-        <w:rPr>
-          <w:sz w:val="21"/>
-          <w:szCs w:val="21"/>
-        </w:rPr>
-        <w:t xml:space="preserve">First I ___, then I ___.</w:t>
+La incógnita es ___, así que escribo la variable ___.</w:t>
+      </w:r>
+    </w:p>
+    <w:p>
+      <w:pPr>
+        <w:spacing w:after="60"/>
+      </w:pPr>
+      <w:r>
+        <w:rPr>
+          <w:sz w:val="21"/>
+          <w:szCs w:val="21"/>
+        </w:rPr>
+        <w:t xml:space="preserve">My equation is ___ because 'plus 8' means ___ and 'equals 20' means ___.</w:t>
       </w:r>
       <w:r>
         <w:rPr>
@@ -919,19 +1523,19 @@
         </w:rPr>
         <w:br/>
         <w:t xml:space="preserve">
-Primero ___, luego ___.</w:t>
-      </w:r>
-    </w:p>
-    <w:p>
-      <w:pPr>
-        <w:spacing w:after="60"/>
-      </w:pPr>
-      <w:r>
-        <w:rPr>
-          <w:sz w:val="21"/>
-          <w:szCs w:val="21"/>
-        </w:rPr>
-        <w:t xml:space="preserve">This is important because ___.</w:t>
+Mi ecuación es ___ porque 'más 8' significa ___ y 'es igual a 20' significa ___.</w:t>
+      </w:r>
+    </w:p>
+    <w:p>
+      <w:pPr>
+        <w:spacing w:after="60"/>
+      </w:pPr>
+      <w:r>
+        <w:rPr>
+          <w:sz w:val="21"/>
+          <w:szCs w:val="21"/>
+        </w:rPr>
+        <w:t xml:space="preserve">I put ___ on the left side because ___.</w:t>
       </w:r>
       <w:r>
         <w:rPr>
@@ -943,7 +1547,7 @@
         </w:rPr>
         <w:br/>
         <w:t xml:space="preserve">
-Esto es importante porque ___.</w:t>
+Puse ___ en el lado izquierdo porque ___.</w:t>
       </w:r>
     </w:p>
     <w:p>

--- a/lessons/7-1-flagship/downloads/7-1-flagship-notes.docx
+++ b/lessons/7-1-flagship/downloads/7-1-flagship-notes.docx
@@ -385,6 +385,43 @@
       </w:pPr>
       <w:r>
         <w:rPr>
+          <w:b/>
+          <w:bCs/>
+          <w:color w:val="1FA6A2"/>
+          <w:sz w:val="20"/>
+          <w:szCs w:val="20"/>
+        </w:rPr>
+        <w:t xml:space="preserve">Hint (optional): </w:t>
+      </w:r>
+      <w:r>
+        <w:rPr>
+          <w:sz w:val="20"/>
+          <w:szCs w:val="20"/>
+        </w:rPr>
+        <w:t xml:space="preserve">Try starting with the word "equation" or "variable". Re-read the question and underline what it is asking you to compare or find. Use one number or word from the problem as your evidence.</w:t>
+      </w:r>
+    </w:p>
+    <w:p>
+      <w:pPr>
+        <w:spacing w:after="60"/>
+      </w:pPr>
+      <w:r>
+        <w:rPr>
+          <w:b/>
+          <w:bCs/>
+          <w:color w:val="12355B"/>
+          <w:sz w:val="19"/>
+          <w:szCs w:val="19"/>
+        </w:rPr>
+        <w:t xml:space="preserve">Sentence starters (optional)</w:t>
+      </w:r>
+    </w:p>
+    <w:p>
+      <w:pPr>
+        <w:spacing w:after="60"/>
+      </w:pPr>
+      <w:r>
+        <w:rPr>
           <w:sz w:val="21"/>
           <w:szCs w:val="21"/>
         </w:rPr>
@@ -575,6 +612,43 @@
       </w:pPr>
       <w:r>
         <w:rPr>
+          <w:b/>
+          <w:bCs/>
+          <w:color w:val="1FA6A2"/>
+          <w:sz w:val="20"/>
+          <w:szCs w:val="20"/>
+        </w:rPr>
+        <w:t xml:space="preserve">Hint (optional): </w:t>
+      </w:r>
+      <w:r>
+        <w:rPr>
+          <w:sz w:val="20"/>
+          <w:szCs w:val="20"/>
+        </w:rPr>
+        <w:t xml:space="preserve">Try starting with the word "equation" or "variable". Re-read the question and underline what it is asking you to compare or find. Use one number or word from the problem as your evidence.</w:t>
+      </w:r>
+    </w:p>
+    <w:p>
+      <w:pPr>
+        <w:spacing w:after="60"/>
+      </w:pPr>
+      <w:r>
+        <w:rPr>
+          <w:b/>
+          <w:bCs/>
+          <w:color w:val="12355B"/>
+          <w:sz w:val="19"/>
+          <w:szCs w:val="19"/>
+        </w:rPr>
+        <w:t xml:space="preserve">Sentence starters (optional)</w:t>
+      </w:r>
+    </w:p>
+    <w:p>
+      <w:pPr>
+        <w:spacing w:after="60"/>
+      </w:pPr>
+      <w:r>
+        <w:rPr>
           <w:sz w:val="21"/>
           <w:szCs w:val="21"/>
         </w:rPr>
@@ -757,6 +831,43 @@
           <w:szCs w:val="20"/>
         </w:rPr>
         <w:t xml:space="preserve">An equation organizes what I know and what I want to find.</w:t>
+      </w:r>
+    </w:p>
+    <w:p>
+      <w:pPr>
+        <w:spacing w:after="60"/>
+      </w:pPr>
+      <w:r>
+        <w:rPr>
+          <w:b/>
+          <w:bCs/>
+          <w:color w:val="1FA6A2"/>
+          <w:sz w:val="20"/>
+          <w:szCs w:val="20"/>
+        </w:rPr>
+        <w:t xml:space="preserve">Hint (optional): </w:t>
+      </w:r>
+      <w:r>
+        <w:rPr>
+          <w:sz w:val="20"/>
+          <w:szCs w:val="20"/>
+        </w:rPr>
+        <w:t xml:space="preserve">Try starting with the word "equation" or "variable". Re-read the question and underline what it is asking you to compare or find. Use one number or word from the problem as your evidence.</w:t>
+      </w:r>
+    </w:p>
+    <w:p>
+      <w:pPr>
+        <w:spacing w:after="60"/>
+      </w:pPr>
+      <w:r>
+        <w:rPr>
+          <w:b/>
+          <w:bCs/>
+          <w:color w:val="12355B"/>
+          <w:sz w:val="19"/>
+          <w:szCs w:val="19"/>
+        </w:rPr>
+        <w:t xml:space="preserve">Sentence starters (optional)</w:t>
       </w:r>
     </w:p>
     <w:p>

--- a/lessons/7-1-flagship/downloads/7-1-flagship-notes.docx
+++ b/lessons/7-1-flagship/downloads/7-1-flagship-notes.docx
@@ -97,6 +97,69 @@
       </w:pPr>
       <w:r>
         <w:rPr>
+          <w:i/>
+          <w:iCs/>
+          <w:color w:val="5F6F80"/>
+          <w:sz w:val="19"/>
+          <w:szCs w:val="19"/>
+        </w:rPr>
+        <w:t xml:space="preserve">Picture first, then the word, then a plain-language meaning.</w:t>
+      </w:r>
+    </w:p>
+    <w:p>
+      <w:pPr>
+        <w:keepNext/>
+        <w:spacing w:after="20" w:before="120"/>
+        <w:jc w:val="center"/>
+      </w:pPr>
+      <w:r>
+        <w:drawing>
+          <wp:inline distT="0" distB="0" distL="0" distR="0">
+            <wp:extent cx="1238250" cy="933450"/>
+            <wp:effectExtent t="0" r="0" b="0" l="0"/>
+            <wp:docPr id="1" name="" descr="" title=""/>
+            <wp:cNvGraphicFramePr>
+              <a:graphicFrameLocks xmlns:a="http://schemas.openxmlformats.org/drawingml/2006/main" noChangeAspect="1"/>
+            </wp:cNvGraphicFramePr>
+            <a:graphic xmlns:a="http://schemas.openxmlformats.org/drawingml/2006/main">
+              <a:graphicData uri="http://schemas.openxmlformats.org/drawingml/2006/picture">
+                <pic:pic xmlns:pic="http://schemas.openxmlformats.org/drawingml/2006/picture">
+                  <pic:nvPicPr>
+                    <pic:cNvPr id="0" name="" descr=""/>
+                    <pic:cNvPicPr>
+                      <a:picLocks noChangeAspect="1" noChangeArrowheads="1"/>
+                    </pic:cNvPicPr>
+                  </pic:nvPicPr>
+                  <pic:blipFill>
+                    <a:blip r:embed="rId9" cstate="none"/>
+                    <a:srcRect/>
+                    <a:stretch>
+                      <a:fillRect/>
+                    </a:stretch>
+                  </pic:blipFill>
+                  <pic:spPr bwMode="auto">
+                    <a:xfrm>
+                      <a:off x="0" y="0"/>
+                      <a:ext cx="1238250" cy="933450"/>
+                    </a:xfrm>
+                    <a:prstGeom prst="rect">
+                      <a:avLst/>
+                    </a:prstGeom>
+                  </pic:spPr>
+                </pic:pic>
+              </a:graphicData>
+            </a:graphic>
+          </wp:inline>
+        </w:drawing>
+      </w:r>
+    </w:p>
+    <w:p>
+      <w:pPr>
+        <w:keepNext/>
+        <w:spacing w:after="20"/>
+      </w:pPr>
+      <w:r>
+        <w:rPr>
           <w:b/>
           <w:bCs/>
           <w:color w:val="12355B"/>
@@ -118,7 +181,7 @@
     </w:p>
     <w:p>
       <w:pPr>
-        <w:spacing w:after="60"/>
+        <w:spacing w:after="160"/>
       </w:pPr>
       <w:r>
         <w:rPr>
@@ -130,22 +193,55 @@
     </w:p>
     <w:p>
       <w:pPr>
-        <w:spacing w:after="60"/>
-      </w:pPr>
-      <w:r>
-        <w:rPr>
-          <w:i/>
-          <w:iCs/>
-          <w:color w:val="5F6F80"/>
-          <w:sz w:val="19"/>
-          <w:szCs w:val="19"/>
-        </w:rPr>
-        <w:t xml:space="preserve">x + 5 = 12 means 'some number plus 5 equals 12'</w:t>
-      </w:r>
-    </w:p>
-    <w:p>
-      <w:pPr>
-        <w:spacing w:after="60"/>
+        <w:keepNext/>
+        <w:spacing w:after="20" w:before="120"/>
+        <w:jc w:val="center"/>
+      </w:pPr>
+      <w:r>
+        <w:drawing>
+          <wp:inline distT="0" distB="0" distL="0" distR="0">
+            <wp:extent cx="1238250" cy="933450"/>
+            <wp:effectExtent t="0" r="0" b="0" l="0"/>
+            <wp:docPr id="1" name="" descr="" title=""/>
+            <wp:cNvGraphicFramePr>
+              <a:graphicFrameLocks xmlns:a="http://schemas.openxmlformats.org/drawingml/2006/main" noChangeAspect="1"/>
+            </wp:cNvGraphicFramePr>
+            <a:graphic xmlns:a="http://schemas.openxmlformats.org/drawingml/2006/main">
+              <a:graphicData uri="http://schemas.openxmlformats.org/drawingml/2006/picture">
+                <pic:pic xmlns:pic="http://schemas.openxmlformats.org/drawingml/2006/picture">
+                  <pic:nvPicPr>
+                    <pic:cNvPr id="0" name="" descr=""/>
+                    <pic:cNvPicPr>
+                      <a:picLocks noChangeAspect="1" noChangeArrowheads="1"/>
+                    </pic:cNvPicPr>
+                  </pic:nvPicPr>
+                  <pic:blipFill>
+                    <a:blip r:embed="rId10" cstate="none"/>
+                    <a:srcRect/>
+                    <a:stretch>
+                      <a:fillRect/>
+                    </a:stretch>
+                  </pic:blipFill>
+                  <pic:spPr bwMode="auto">
+                    <a:xfrm>
+                      <a:off x="0" y="0"/>
+                      <a:ext cx="1238250" cy="933450"/>
+                    </a:xfrm>
+                    <a:prstGeom prst="rect">
+                      <a:avLst/>
+                    </a:prstGeom>
+                  </pic:spPr>
+                </pic:pic>
+              </a:graphicData>
+            </a:graphic>
+          </wp:inline>
+        </w:drawing>
+      </w:r>
+    </w:p>
+    <w:p>
+      <w:pPr>
+        <w:keepNext/>
+        <w:spacing w:after="20"/>
       </w:pPr>
       <w:r>
         <w:rPr>
@@ -170,7 +266,7 @@
     </w:p>
     <w:p>
       <w:pPr>
-        <w:spacing w:after="60"/>
+        <w:spacing w:after="160"/>
       </w:pPr>
       <w:r>
         <w:rPr>
@@ -182,22 +278,55 @@
     </w:p>
     <w:p>
       <w:pPr>
-        <w:spacing w:after="60"/>
-      </w:pPr>
-      <w:r>
-        <w:rPr>
-          <w:i/>
-          <w:iCs/>
-          <w:color w:val="5F6F80"/>
-          <w:sz w:val="19"/>
-          <w:szCs w:val="19"/>
-        </w:rPr>
-        <w:t xml:space="preserve">In n + 3 = 10, the letter n stands for the unknown number (n = 7)</w:t>
-      </w:r>
-    </w:p>
-    <w:p>
-      <w:pPr>
-        <w:spacing w:after="60"/>
+        <w:keepNext/>
+        <w:spacing w:after="20" w:before="120"/>
+        <w:jc w:val="center"/>
+      </w:pPr>
+      <w:r>
+        <w:drawing>
+          <wp:inline distT="0" distB="0" distL="0" distR="0">
+            <wp:extent cx="1238250" cy="933450"/>
+            <wp:effectExtent t="0" r="0" b="0" l="0"/>
+            <wp:docPr id="1" name="" descr="" title=""/>
+            <wp:cNvGraphicFramePr>
+              <a:graphicFrameLocks xmlns:a="http://schemas.openxmlformats.org/drawingml/2006/main" noChangeAspect="1"/>
+            </wp:cNvGraphicFramePr>
+            <a:graphic xmlns:a="http://schemas.openxmlformats.org/drawingml/2006/main">
+              <a:graphicData uri="http://schemas.openxmlformats.org/drawingml/2006/picture">
+                <pic:pic xmlns:pic="http://schemas.openxmlformats.org/drawingml/2006/picture">
+                  <pic:nvPicPr>
+                    <pic:cNvPr id="0" name="" descr=""/>
+                    <pic:cNvPicPr>
+                      <a:picLocks noChangeAspect="1" noChangeArrowheads="1"/>
+                    </pic:cNvPicPr>
+                  </pic:nvPicPr>
+                  <pic:blipFill>
+                    <a:blip r:embed="rId9" cstate="none"/>
+                    <a:srcRect/>
+                    <a:stretch>
+                      <a:fillRect/>
+                    </a:stretch>
+                  </pic:blipFill>
+                  <pic:spPr bwMode="auto">
+                    <a:xfrm>
+                      <a:off x="0" y="0"/>
+                      <a:ext cx="1238250" cy="933450"/>
+                    </a:xfrm>
+                    <a:prstGeom prst="rect">
+                      <a:avLst/>
+                    </a:prstGeom>
+                  </pic:spPr>
+                </pic:pic>
+              </a:graphicData>
+            </a:graphic>
+          </wp:inline>
+        </w:drawing>
+      </w:r>
+    </w:p>
+    <w:p>
+      <w:pPr>
+        <w:keepNext/>
+        <w:spacing w:after="20"/>
       </w:pPr>
       <w:r>
         <w:rPr>
@@ -222,7 +351,7 @@
     </w:p>
     <w:p>
       <w:pPr>
-        <w:spacing w:after="60"/>
+        <w:spacing w:after="160"/>
       </w:pPr>
       <w:r>
         <w:rPr>
@@ -234,22 +363,55 @@
     </w:p>
     <w:p>
       <w:pPr>
-        <w:spacing w:after="60"/>
-      </w:pPr>
-      <w:r>
-        <w:rPr>
-          <w:i/>
-          <w:iCs/>
-          <w:color w:val="5F6F80"/>
-          <w:sz w:val="19"/>
-          <w:szCs w:val="19"/>
-        </w:rPr>
-        <w:t xml:space="preserve">7 + 3 = 10 — both sides equal 10</w:t>
-      </w:r>
-    </w:p>
-    <w:p>
-      <w:pPr>
-        <w:spacing w:after="60"/>
+        <w:keepNext/>
+        <w:spacing w:after="20" w:before="120"/>
+        <w:jc w:val="center"/>
+      </w:pPr>
+      <w:r>
+        <w:drawing>
+          <wp:inline distT="0" distB="0" distL="0" distR="0">
+            <wp:extent cx="1238250" cy="933450"/>
+            <wp:effectExtent t="0" r="0" b="0" l="0"/>
+            <wp:docPr id="1" name="" descr="" title=""/>
+            <wp:cNvGraphicFramePr>
+              <a:graphicFrameLocks xmlns:a="http://schemas.openxmlformats.org/drawingml/2006/main" noChangeAspect="1"/>
+            </wp:cNvGraphicFramePr>
+            <a:graphic xmlns:a="http://schemas.openxmlformats.org/drawingml/2006/main">
+              <a:graphicData uri="http://schemas.openxmlformats.org/drawingml/2006/picture">
+                <pic:pic xmlns:pic="http://schemas.openxmlformats.org/drawingml/2006/picture">
+                  <pic:nvPicPr>
+                    <pic:cNvPr id="0" name="" descr=""/>
+                    <pic:cNvPicPr>
+                      <a:picLocks noChangeAspect="1" noChangeArrowheads="1"/>
+                    </pic:cNvPicPr>
+                  </pic:nvPicPr>
+                  <pic:blipFill>
+                    <a:blip r:embed="rId11" cstate="none"/>
+                    <a:srcRect/>
+                    <a:stretch>
+                      <a:fillRect/>
+                    </a:stretch>
+                  </pic:blipFill>
+                  <pic:spPr bwMode="auto">
+                    <a:xfrm>
+                      <a:off x="0" y="0"/>
+                      <a:ext cx="1238250" cy="933450"/>
+                    </a:xfrm>
+                    <a:prstGeom prst="rect">
+                      <a:avLst/>
+                    </a:prstGeom>
+                  </pic:spPr>
+                </pic:pic>
+              </a:graphicData>
+            </a:graphic>
+          </wp:inline>
+        </w:drawing>
+      </w:r>
+    </w:p>
+    <w:p>
+      <w:pPr>
+        <w:keepNext/>
+        <w:spacing w:after="20"/>
       </w:pPr>
       <w:r>
         <w:rPr>
@@ -274,7 +436,7 @@
     </w:p>
     <w:p>
       <w:pPr>
-        <w:spacing w:after="60"/>
+        <w:spacing w:after="160"/>
       </w:pPr>
       <w:r>
         <w:rPr>
@@ -282,21 +444,6 @@
           <w:szCs w:val="21"/>
         </w:rPr>
         <w:t xml:space="preserve">A math phrase with numbers and letters, but no equal sign.</w:t>
-      </w:r>
-    </w:p>
-    <w:p>
-      <w:pPr>
-        <w:spacing w:after="60"/>
-      </w:pPr>
-      <w:r>
-        <w:rPr>
-          <w:i/>
-          <w:iCs/>
-          <w:color w:val="5F6F80"/>
-          <w:sz w:val="19"/>
-          <w:szCs w:val="19"/>
-        </w:rPr>
-        <w:t xml:space="preserve">2x + 5 is an expression; it becomes an equation when you write 2x + 5 = 15</w:t>
       </w:r>
     </w:p>
     <w:p>

--- a/lessons/7-1-flagship/downloads/7-1-flagship-notes.docx
+++ b/lessons/7-1-flagship/downloads/7-1-flagship-notes.docx
@@ -1069,7 +1069,7 @@
           <w:sz w:val="24"/>
           <w:szCs w:val="24"/>
         </w:rPr>
-        <w:t xml:space="preserve">Try the Model</w:t>
+        <w:t xml:space="preserve">Solved Example</w:t>
       </w:r>
       <w:r>
         <w:rPr>
@@ -1079,90 +1079,130 @@
           <w:sz w:val="19"/>
           <w:szCs w:val="19"/>
         </w:rPr>
-        <w:t xml:space="preserve">   step through it together</w:t>
-      </w:r>
-    </w:p>
-    <w:p>
-      <w:pPr>
-        <w:spacing w:after="80"/>
-      </w:pPr>
-      <w:r>
-        <w:rPr>
-          <w:sz w:val="21"/>
-          <w:szCs w:val="21"/>
-        </w:rPr>
-        <w:t xml:space="preserve">Use the balance scale to see how each word problem translates into an equation. Drag the correct expression to each side of the scale to make it balance.</w:t>
-      </w:r>
-    </w:p>
-    <w:p>
-      <w:pPr>
+        <w:t xml:space="preserve">   I Do — watch each step</w:t>
+      </w:r>
+    </w:p>
+    <w:p>
+      <w:pPr>
+        <w:keepNext/>
         <w:spacing w:after="40"/>
       </w:pPr>
       <w:r>
-        <w:t xml:space="preserve"/>
-      </w:r>
-    </w:p>
-    <w:tbl>
-      <w:tblPr>
-        <w:tblW w:type="pct" w:w="100%"/>
-        <w:tblBorders>
-          <w:top w:val="single" w:color="C7D2DD" w:sz="6"/>
-          <w:left w:val="single" w:color="C7D2DD" w:sz="6"/>
-          <w:bottom w:val="single" w:color="C7D2DD" w:sz="6"/>
-          <w:right w:val="single" w:color="C7D2DD" w:sz="6"/>
-          <w:insideH w:val="single" w:color="auto" w:sz="4"/>
-          <w:insideV w:val="single" w:color="auto" w:sz="4"/>
-        </w:tblBorders>
-      </w:tblPr>
-      <w:tblGrid>
-        <w:gridCol w:w="100"/>
-      </w:tblGrid>
-      <w:tr>
-        <w:tc>
-          <w:tcPr>
-            <w:shd w:fill="E6F4F3" w:color="auto" w:val="clear"/>
-            <w:tcMar>
-              <w:top w:type="dxa" w:w="60"/>
-              <w:left w:type="dxa" w:w="120"/>
-              <w:bottom w:type="dxa" w:w="60"/>
-              <w:right w:type="dxa" w:w="120"/>
-            </w:tcMar>
-          </w:tcPr>
-          <w:p>
-            <w:pPr>
-              <w:spacing w:after="0" w:line="320"/>
-            </w:pPr>
-            <w:r>
-              <w:t xml:space="preserve"/>
-            </w:r>
-          </w:p>
-          <w:p>
-            <w:pPr>
-              <w:spacing w:after="0" w:line="320"/>
-            </w:pPr>
-            <w:r>
-              <w:t xml:space="preserve"/>
-            </w:r>
-          </w:p>
-          <w:p>
-            <w:pPr>
-              <w:spacing w:after="0" w:line="320"/>
-            </w:pPr>
-            <w:r>
-              <w:t xml:space="preserve"/>
-            </w:r>
-          </w:p>
-          <w:p>
-            <w:pPr>
-              <w:spacing w:after="0" w:line="320"/>
-            </w:pPr>
-            <w:r>
-              <w:t xml:space="preserve"/>
-            </w:r>
-          </w:p>
-        </w:tc>
-      </w:tr>
-    </w:tbl>
+        <w:rPr>
+          <w:b/>
+          <w:bCs/>
+          <w:color w:val="12355B"/>
+          <w:sz w:val="21"/>
+          <w:szCs w:val="21"/>
+        </w:rPr>
+        <w:t xml:space="preserve">Problem:  </w:t>
+      </w:r>
+      <w:r>
+        <w:rPr>
+          <w:sz w:val="21"/>
+          <w:szCs w:val="21"/>
+        </w:rPr>
+        <w:t xml:space="preserve">Which equation represents: 'A number plus 12 equals 30'?</w:t>
+      </w:r>
+    </w:p>
+    <w:p>
+      <w:pPr>
+        <w:spacing w:after="30"/>
+        <w:ind w:left="420"/>
+      </w:pPr>
+      <w:r>
+        <w:rPr>
+          <w:sz w:val="20"/>
+          <w:szCs w:val="20"/>
+        </w:rPr>
+        <w:t xml:space="preserve">A)  n + 12 = 30</w:t>
+      </w:r>
+    </w:p>
+    <w:p>
+      <w:pPr>
+        <w:spacing w:after="30"/>
+        <w:ind w:left="420"/>
+      </w:pPr>
+      <w:r>
+        <w:rPr>
+          <w:sz w:val="20"/>
+          <w:szCs w:val="20"/>
+        </w:rPr>
+        <w:t xml:space="preserve">B)  n − 12 = 30</w:t>
+      </w:r>
+    </w:p>
+    <w:p>
+      <w:pPr>
+        <w:spacing w:after="30"/>
+        <w:ind w:left="420"/>
+      </w:pPr>
+      <w:r>
+        <w:rPr>
+          <w:sz w:val="20"/>
+          <w:szCs w:val="20"/>
+        </w:rPr>
+        <w:t xml:space="preserve">C)  12n = 30</w:t>
+      </w:r>
+    </w:p>
+    <w:p>
+      <w:pPr>
+        <w:spacing w:after="30"/>
+        <w:ind w:left="420"/>
+      </w:pPr>
+      <w:r>
+        <w:rPr>
+          <w:sz w:val="20"/>
+          <w:szCs w:val="20"/>
+        </w:rPr>
+        <w:t xml:space="preserve">D)  n / 12 = 30</w:t>
+      </w:r>
+    </w:p>
+    <w:p>
+      <w:pPr>
+        <w:spacing w:after="20" w:before="50"/>
+      </w:pPr>
+      <w:r>
+        <w:rPr>
+          <w:b/>
+          <w:bCs/>
+          <w:color w:val="1FA6A2"/>
+          <w:sz w:val="21"/>
+          <w:szCs w:val="21"/>
+        </w:rPr>
+        <w:t xml:space="preserve">Step 1:  </w:t>
+      </w:r>
+      <w:r>
+        <w:rPr>
+          <w:sz w:val="21"/>
+          <w:szCs w:val="21"/>
+        </w:rPr>
+        <w:t xml:space="preserve">'Plus' means addition, so the equation is n + 12 = 30.</w:t>
+      </w:r>
+    </w:p>
+    <w:p>
+      <w:pPr>
+        <w:spacing w:after="40" w:before="60"/>
+      </w:pPr>
+      <w:r>
+        <w:rPr>
+          <w:b/>
+          <w:bCs/>
+          <w:color w:val="12355B"/>
+          <w:sz w:val="21"/>
+          <w:szCs w:val="21"/>
+        </w:rPr>
+        <w:t xml:space="preserve">Answer:  </w:t>
+      </w:r>
+      <w:r>
+        <w:rPr>
+          <w:b/>
+          <w:bCs/>
+          <w:sz w:val="21"/>
+          <w:szCs w:val="21"/>
+        </w:rPr>
+        <w:t xml:space="preserve">A. n + 12 = 30</w:t>
+      </w:r>
+    </w:p>
     <w:p>
       <w:pPr>
         <w:pStyle w:val="Heading1"/>
@@ -1207,6 +1247,170 @@
           <w:szCs w:val="19"/>
         </w:rPr>
         <w:t xml:space="preserve">   We Do — work with your class</w:t>
+      </w:r>
+    </w:p>
+    <w:p>
+      <w:pPr>
+        <w:keepNext/>
+        <w:spacing w:after="40" w:before="40"/>
+      </w:pPr>
+      <w:r>
+        <w:rPr>
+          <w:b/>
+          <w:bCs/>
+          <w:color w:val="12355B"/>
+          <w:sz w:val="21"/>
+          <w:szCs w:val="21"/>
+        </w:rPr>
+        <w:t xml:space="preserve">Problem:  </w:t>
+      </w:r>
+      <w:r>
+        <w:rPr>
+          <w:sz w:val="21"/>
+          <w:szCs w:val="21"/>
+        </w:rPr>
+        <w:t xml:space="preserve">Which equation represents: 'Seven less than a number is 18'?</w:t>
+      </w:r>
+    </w:p>
+    <w:p>
+      <w:pPr>
+        <w:spacing w:after="30"/>
+        <w:ind w:left="420"/>
+      </w:pPr>
+      <w:r>
+        <w:rPr>
+          <w:sz w:val="20"/>
+          <w:szCs w:val="20"/>
+        </w:rPr>
+        <w:t xml:space="preserve">A)  n − 7 = 18</w:t>
+      </w:r>
+    </w:p>
+    <w:p>
+      <w:pPr>
+        <w:spacing w:after="30"/>
+        <w:ind w:left="420"/>
+      </w:pPr>
+      <w:r>
+        <w:rPr>
+          <w:sz w:val="20"/>
+          <w:szCs w:val="20"/>
+        </w:rPr>
+        <w:t xml:space="preserve">B)  7 − n = 18</w:t>
+      </w:r>
+    </w:p>
+    <w:p>
+      <w:pPr>
+        <w:spacing w:after="30"/>
+        <w:ind w:left="420"/>
+      </w:pPr>
+      <w:r>
+        <w:rPr>
+          <w:sz w:val="20"/>
+          <w:szCs w:val="20"/>
+        </w:rPr>
+        <w:t xml:space="preserve">C)  n + 7 = 18</w:t>
+      </w:r>
+    </w:p>
+    <w:p>
+      <w:pPr>
+        <w:spacing w:after="30"/>
+        <w:ind w:left="420"/>
+      </w:pPr>
+      <w:r>
+        <w:rPr>
+          <w:sz w:val="20"/>
+          <w:szCs w:val="20"/>
+        </w:rPr>
+        <w:t xml:space="preserve">D)  n / 7 = 18</w:t>
+      </w:r>
+    </w:p>
+    <w:p>
+      <w:pPr>
+        <w:keepNext/>
+        <w:spacing w:after="0" w:before="50"/>
+      </w:pPr>
+      <w:r>
+        <w:rPr>
+          <w:b/>
+          <w:bCs/>
+          <w:color w:val="6B4FA0"/>
+          <w:sz w:val="21"/>
+          <w:szCs w:val="21"/>
+        </w:rPr>
+        <w:t xml:space="preserve">Step 1:</w:t>
+      </w:r>
+    </w:p>
+    <w:p>
+      <w:pPr>
+        <w:pBdr>
+          <w:bottom w:val="single" w:color="AFBECC" w:sz="6"/>
+        </w:pBdr>
+        <w:spacing w:after="30" w:before="150"/>
+      </w:pPr>
+      <w:r>
+        <w:t xml:space="preserve"/>
+      </w:r>
+    </w:p>
+    <w:p>
+      <w:pPr>
+        <w:keepNext/>
+        <w:spacing w:after="0" w:before="50"/>
+      </w:pPr>
+      <w:r>
+        <w:rPr>
+          <w:b/>
+          <w:bCs/>
+          <w:color w:val="6B4FA0"/>
+          <w:sz w:val="21"/>
+          <w:szCs w:val="21"/>
+        </w:rPr>
+        <w:t xml:space="preserve">Step 2:</w:t>
+      </w:r>
+    </w:p>
+    <w:p>
+      <w:pPr>
+        <w:pBdr>
+          <w:bottom w:val="single" w:color="AFBECC" w:sz="6"/>
+        </w:pBdr>
+        <w:spacing w:after="30" w:before="150"/>
+      </w:pPr>
+      <w:r>
+        <w:t xml:space="preserve"/>
+      </w:r>
+    </w:p>
+    <w:p>
+      <w:pPr>
+        <w:keepNext/>
+        <w:spacing w:after="0" w:before="60"/>
+      </w:pPr>
+      <w:r>
+        <w:rPr>
+          <w:b/>
+          <w:bCs/>
+          <w:color w:val="12355B"/>
+          <w:sz w:val="21"/>
+          <w:szCs w:val="21"/>
+        </w:rPr>
+        <w:t xml:space="preserve">Answer:</w:t>
+      </w:r>
+    </w:p>
+    <w:p>
+      <w:pPr>
+        <w:pBdr>
+          <w:bottom w:val="single" w:color="AFBECC" w:sz="6"/>
+        </w:pBdr>
+        <w:spacing w:after="30" w:before="150"/>
+      </w:pPr>
+      <w:r>
+        <w:t xml:space="preserve"/>
+      </w:r>
+    </w:p>
+    <w:p>
+      <w:pPr>
+        <w:spacing w:after="80"/>
+      </w:pPr>
+      <w:r>
+        <w:t xml:space="preserve"/>
       </w:r>
     </w:p>
     <w:tbl>
@@ -1726,7 +1930,7 @@
           <w:sz w:val="21"/>
           <w:szCs w:val="21"/>
         </w:rPr>
-        <w:t xml:space="preserve">Which equation represents: 'A number plus 12 equals 30'?</w:t>
+        <w:t xml:space="preserve">Which equation represents: 'Three times a number equals 21'?</w:t>
       </w:r>
     </w:p>
     <w:p>
@@ -1739,7 +1943,7 @@
           <w:sz w:val="20"/>
           <w:szCs w:val="20"/>
         </w:rPr>
-        <w:t xml:space="preserve">A)  n + 12 = 30</w:t>
+        <w:t xml:space="preserve">A)  3n = 21</w:t>
       </w:r>
     </w:p>
     <w:p>
@@ -1752,7 +1956,7 @@
           <w:sz w:val="20"/>
           <w:szCs w:val="20"/>
         </w:rPr>
-        <w:t xml:space="preserve">B)  n − 12 = 30</w:t>
+        <w:t xml:space="preserve">B)  n + 3 = 21</w:t>
       </w:r>
     </w:p>
     <w:p>
@@ -1765,7 +1969,7 @@
           <w:sz w:val="20"/>
           <w:szCs w:val="20"/>
         </w:rPr>
-        <w:t xml:space="preserve">C)  12n = 30</w:t>
+        <w:t xml:space="preserve">C)  n − 3 = 21</w:t>
       </w:r>
     </w:p>
     <w:p>
@@ -1778,7 +1982,7 @@
           <w:sz w:val="20"/>
           <w:szCs w:val="20"/>
         </w:rPr>
-        <w:t xml:space="preserve">D)  n / 12 = 30</w:t>
+        <w:t xml:space="preserve">D)  n / 3 = 21</w:t>
       </w:r>
     </w:p>
     <w:p>
@@ -1856,7 +2060,7 @@
           <w:sz w:val="21"/>
           <w:szCs w:val="21"/>
         </w:rPr>
-        <w:t xml:space="preserve">Which equation represents: 'Seven less than a number is 18'?</w:t>
+        <w:t xml:space="preserve">Which equation represents: 'A number divided by 4 equals 8'?</w:t>
       </w:r>
     </w:p>
     <w:p>
@@ -1869,7 +2073,7 @@
           <w:sz w:val="20"/>
           <w:szCs w:val="20"/>
         </w:rPr>
-        <w:t xml:space="preserve">A)  n − 7 = 18</w:t>
+        <w:t xml:space="preserve">A)  n / 4 = 8</w:t>
       </w:r>
     </w:p>
     <w:p>
@@ -1882,7 +2086,7 @@
           <w:sz w:val="20"/>
           <w:szCs w:val="20"/>
         </w:rPr>
-        <w:t xml:space="preserve">B)  7 − n = 18</w:t>
+        <w:t xml:space="preserve">B)  4n = 8</w:t>
       </w:r>
     </w:p>
     <w:p>
@@ -1895,7 +2099,7 @@
           <w:sz w:val="20"/>
           <w:szCs w:val="20"/>
         </w:rPr>
-        <w:t xml:space="preserve">C)  n + 7 = 18</w:t>
+        <w:t xml:space="preserve">C)  n − 4 = 8</w:t>
       </w:r>
     </w:p>
     <w:p>
@@ -1908,7 +2112,7 @@
           <w:sz w:val="20"/>
           <w:szCs w:val="20"/>
         </w:rPr>
-        <w:t xml:space="preserve">D)  n / 7 = 18</w:t>
+        <w:t xml:space="preserve">D)  n + 4 = 8</w:t>
       </w:r>
     </w:p>
     <w:p>
@@ -1986,7 +2190,7 @@
           <w:sz w:val="21"/>
           <w:szCs w:val="21"/>
         </w:rPr>
-        <w:t xml:space="preserve">Which equation represents: 'Three times a number equals 21'?</w:t>
+        <w:t xml:space="preserve">A detective found some fingerprints on Monday and 14 more on Tuesday, for a total of 30. Which equation represents this?</w:t>
       </w:r>
     </w:p>
     <w:p>
@@ -1999,7 +2203,7 @@
           <w:sz w:val="20"/>
           <w:szCs w:val="20"/>
         </w:rPr>
-        <w:t xml:space="preserve">A)  3n = 21</w:t>
+        <w:t xml:space="preserve">A)  f + 14 = 30</w:t>
       </w:r>
     </w:p>
     <w:p>
@@ -2012,7 +2216,7 @@
           <w:sz w:val="20"/>
           <w:szCs w:val="20"/>
         </w:rPr>
-        <w:t xml:space="preserve">B)  n + 3 = 21</w:t>
+        <w:t xml:space="preserve">B)  f − 14 = 30</w:t>
       </w:r>
     </w:p>
     <w:p>
@@ -2025,7 +2229,7 @@
           <w:sz w:val="20"/>
           <w:szCs w:val="20"/>
         </w:rPr>
-        <w:t xml:space="preserve">C)  n − 3 = 21</w:t>
+        <w:t xml:space="preserve">C)  14f = 30</w:t>
       </w:r>
     </w:p>
     <w:p>
@@ -2038,7 +2242,7 @@
           <w:sz w:val="20"/>
           <w:szCs w:val="20"/>
         </w:rPr>
-        <w:t xml:space="preserve">D)  n / 3 = 21</w:t>
+        <w:t xml:space="preserve">D)  f / 14 = 30</w:t>
       </w:r>
     </w:p>
     <w:p>
@@ -2096,136 +2300,6 @@
     </w:tbl>
     <w:p>
       <w:pPr>
-        <w:keepNext/>
-        <w:spacing w:after="60" w:before="160"/>
-      </w:pPr>
-      <w:r>
-        <w:rPr>
-          <w:b/>
-          <w:bCs/>
-          <w:color w:val="12355B"/>
-          <w:sz w:val="22"/>
-          <w:szCs w:val="22"/>
-        </w:rPr>
-        <w:t xml:space="preserve">4.  </w:t>
-      </w:r>
-      <w:r>
-        <w:rPr>
-          <w:b/>
-          <w:bCs/>
-          <w:sz w:val="21"/>
-          <w:szCs w:val="21"/>
-        </w:rPr>
-        <w:t xml:space="preserve">Which equation represents: 'A number divided by 4 equals 8'?</w:t>
-      </w:r>
-    </w:p>
-    <w:p>
-      <w:pPr>
-        <w:spacing w:after="40"/>
-        <w:ind w:left="420"/>
-      </w:pPr>
-      <w:r>
-        <w:rPr>
-          <w:sz w:val="20"/>
-          <w:szCs w:val="20"/>
-        </w:rPr>
-        <w:t xml:space="preserve">A)  n / 4 = 8</w:t>
-      </w:r>
-    </w:p>
-    <w:p>
-      <w:pPr>
-        <w:spacing w:after="40"/>
-        <w:ind w:left="420"/>
-      </w:pPr>
-      <w:r>
-        <w:rPr>
-          <w:sz w:val="20"/>
-          <w:szCs w:val="20"/>
-        </w:rPr>
-        <w:t xml:space="preserve">B)  4n = 8</w:t>
-      </w:r>
-    </w:p>
-    <w:p>
-      <w:pPr>
-        <w:spacing w:after="40"/>
-        <w:ind w:left="420"/>
-      </w:pPr>
-      <w:r>
-        <w:rPr>
-          <w:sz w:val="20"/>
-          <w:szCs w:val="20"/>
-        </w:rPr>
-        <w:t xml:space="preserve">C)  n − 4 = 8</w:t>
-      </w:r>
-    </w:p>
-    <w:p>
-      <w:pPr>
-        <w:spacing w:after="40"/>
-        <w:ind w:left="420"/>
-      </w:pPr>
-      <w:r>
-        <w:rPr>
-          <w:sz w:val="20"/>
-          <w:szCs w:val="20"/>
-        </w:rPr>
-        <w:t xml:space="preserve">D)  n + 4 = 8</w:t>
-      </w:r>
-    </w:p>
-    <w:p>
-      <w:pPr>
-        <w:spacing w:after="20"/>
-      </w:pPr>
-      <w:r>
-        <w:t xml:space="preserve"/>
-      </w:r>
-    </w:p>
-    <w:tbl>
-      <w:tblPr>
-        <w:tblW w:type="pct" w:w="100%"/>
-        <w:tblBorders>
-          <w:top w:val="single" w:color="C7D2DD" w:sz="6"/>
-          <w:left w:val="single" w:color="C7D2DD" w:sz="6"/>
-          <w:bottom w:val="single" w:color="C7D2DD" w:sz="6"/>
-          <w:right w:val="single" w:color="C7D2DD" w:sz="6"/>
-          <w:insideH w:val="single" w:color="auto" w:sz="4"/>
-          <w:insideV w:val="single" w:color="auto" w:sz="4"/>
-        </w:tblBorders>
-      </w:tblPr>
-      <w:tblGrid>
-        <w:gridCol w:w="100"/>
-      </w:tblGrid>
-      <w:tr>
-        <w:tc>
-          <w:tcPr>
-            <w:shd w:fill="FBF3E2" w:color="auto" w:val="clear"/>
-            <w:tcMar>
-              <w:top w:type="dxa" w:w="60"/>
-              <w:left w:type="dxa" w:w="120"/>
-              <w:bottom w:type="dxa" w:w="60"/>
-              <w:right w:type="dxa" w:w="120"/>
-            </w:tcMar>
-          </w:tcPr>
-          <w:p>
-            <w:pPr>
-              <w:spacing w:after="0" w:line="320"/>
-            </w:pPr>
-            <w:r>
-              <w:t xml:space="preserve"/>
-            </w:r>
-          </w:p>
-          <w:p>
-            <w:pPr>
-              <w:spacing w:after="0" w:line="320"/>
-            </w:pPr>
-            <w:r>
-              <w:t xml:space="preserve"/>
-            </w:r>
-          </w:p>
-        </w:tc>
-      </w:tr>
-    </w:tbl>
-    <w:p>
-      <w:pPr>
         <w:pStyle w:val="Heading1"/>
         <w:pageBreakBefore/>
         <w:pBdr>
@@ -2881,6 +2955,64 @@
           <w:sz w:val="24"/>
           <w:szCs w:val="24"/>
         </w:rPr>
+        <w:t xml:space="preserve">Worked Notes (I Do / We Do)</w:t>
+      </w:r>
+    </w:p>
+    <w:p>
+      <w:pPr>
+        <w:spacing w:after="80"/>
+      </w:pPr>
+      <w:r>
+        <w:rPr>
+          <w:b/>
+          <w:bCs/>
+          <w:sz w:val="21"/>
+          <w:szCs w:val="21"/>
+        </w:rPr>
+        <w:t xml:space="preserve">I Do:  </w:t>
+      </w:r>
+      <w:r>
+        <w:rPr>
+          <w:sz w:val="21"/>
+          <w:szCs w:val="21"/>
+        </w:rPr>
+        <w:t xml:space="preserve">A. n + 12 = 30</w:t>
+      </w:r>
+    </w:p>
+    <w:p>
+      <w:pPr>
+        <w:spacing w:after="80"/>
+      </w:pPr>
+      <w:r>
+        <w:rPr>
+          <w:b/>
+          <w:bCs/>
+          <w:sz w:val="21"/>
+          <w:szCs w:val="21"/>
+        </w:rPr>
+        <w:t xml:space="preserve">We Do:  </w:t>
+      </w:r>
+      <w:r>
+        <w:rPr>
+          <w:sz w:val="21"/>
+          <w:szCs w:val="21"/>
+        </w:rPr>
+        <w:t xml:space="preserve">A. n − 7 = 18</w:t>
+      </w:r>
+    </w:p>
+    <w:p>
+      <w:pPr>
+        <w:pStyle w:val="Heading2"/>
+        <w:spacing w:after="80" w:before="180"/>
+      </w:pPr>
+      <w:r>
+        <w:rPr>
+          <w:b/>
+          <w:bCs/>
+          <w:color w:val="12355B"/>
+          <w:sz w:val="24"/>
+          <w:szCs w:val="24"/>
+        </w:rPr>
         <w:t xml:space="preserve">Independent Practice</w:t>
       </w:r>
     </w:p>
@@ -2902,7 +3034,7 @@
           <w:sz w:val="21"/>
           <w:szCs w:val="21"/>
         </w:rPr>
-        <w:t xml:space="preserve">A)  n + 12 = 30</w:t>
+        <w:t xml:space="preserve">A)  3n = 21</w:t>
       </w:r>
       <w:r>
         <w:rPr>
@@ -2912,7 +3044,7 @@
           <w:sz w:val="19"/>
           <w:szCs w:val="19"/>
         </w:rPr>
-        <w:t xml:space="preserve">  — 'Plus' means addition, so the equation is n + 12 = 30.</w:t>
+        <w:t xml:space="preserve">  — 'Three times' means multiply by 3, so the equation is 3n = 21.</w:t>
       </w:r>
     </w:p>
     <w:p>
@@ -2933,7 +3065,7 @@
           <w:sz w:val="21"/>
           <w:szCs w:val="21"/>
         </w:rPr>
-        <w:t xml:space="preserve">A)  n − 7 = 18</w:t>
+        <w:t xml:space="preserve">A)  n / 4 = 8</w:t>
       </w:r>
       <w:r>
         <w:rPr>
@@ -2943,7 +3075,7 @@
           <w:sz w:val="19"/>
           <w:szCs w:val="19"/>
         </w:rPr>
-        <w:t xml:space="preserve">  — 'Seven less than a number' means start with the number and subtract 7: n − 7 = 18.</w:t>
+        <w:t xml:space="preserve">  — 'Divided by 4' means division: n / 4 = 8.</w:t>
       </w:r>
     </w:p>
     <w:p>
@@ -2964,7 +3096,7 @@
           <w:sz w:val="21"/>
           <w:szCs w:val="21"/>
         </w:rPr>
-        <w:t xml:space="preserve">A)  3n = 21</w:t>
+        <w:t xml:space="preserve">A)  f + 14 = 30</w:t>
       </w:r>
       <w:r>
         <w:rPr>
@@ -2974,38 +3106,7 @@
           <w:sz w:val="19"/>
           <w:szCs w:val="19"/>
         </w:rPr>
-        <w:t xml:space="preserve">  — 'Three times' means multiply by 3, so the equation is 3n = 21.</w:t>
-      </w:r>
-    </w:p>
-    <w:p>
-      <w:pPr>
-        <w:spacing w:after="80"/>
-      </w:pPr>
-      <w:r>
-        <w:rPr>
-          <w:b/>
-          <w:bCs/>
-          <w:sz w:val="21"/>
-          <w:szCs w:val="21"/>
-        </w:rPr>
-        <w:t xml:space="preserve">4.  </w:t>
-      </w:r>
-      <w:r>
-        <w:rPr>
-          <w:sz w:val="21"/>
-          <w:szCs w:val="21"/>
-        </w:rPr>
-        <w:t xml:space="preserve">A)  n / 4 = 8</w:t>
-      </w:r>
-      <w:r>
-        <w:rPr>
-          <w:i/>
-          <w:iCs/>
-          <w:color w:val="5F6F80"/>
-          <w:sz w:val="19"/>
-          <w:szCs w:val="19"/>
-        </w:rPr>
-        <w:t xml:space="preserve">  — 'Divided by 4' means division: n / 4 = 8.</w:t>
+        <w:t xml:space="preserve">  — The detective's Monday fingerprints (f) plus 14 more equals 30: f + 14 = 30.</w:t>
       </w:r>
     </w:p>
     <w:p>

--- a/lessons/7-1-flagship/downloads/7-1-flagship-notes.docx
+++ b/lessons/7-1-flagship/downloads/7-1-flagship-notes.docx
@@ -869,6 +869,194 @@
     <w:p>
       <w:pPr>
         <w:pStyle w:val="Heading1"/>
+        <w:pBdr>
+          <w:bottom w:val="single" w:color="1FA6A2" w:sz="14" w:space="6"/>
+        </w:pBdr>
+        <w:spacing w:after="140" w:before="260"/>
+      </w:pPr>
+      <w:r>
+        <w:rPr>
+          <w:b/>
+          <w:bCs/>
+          <w:color w:val="12355B"/>
+          <w:sz w:val="30"/>
+          <w:szCs w:val="30"/>
+        </w:rPr>
+        <w:t xml:space="preserve">Guided Notes</w:t>
+      </w:r>
+    </w:p>
+    <w:p>
+      <w:pPr>
+        <w:spacing w:after="100"/>
+      </w:pPr>
+      <w:r>
+        <w:rPr>
+          <w:i/>
+          <w:iCs/>
+          <w:color w:val="5F6F80"/>
+          <w:sz w:val="19"/>
+          <w:szCs w:val="19"/>
+        </w:rPr>
+        <w:t xml:space="preserve">Fill in each blank as we go. Use the Word Bank to help you.</w:t>
+      </w:r>
+    </w:p>
+    <w:tbl>
+      <w:tblPr>
+        <w:tblW w:type="pct" w:w="100%"/>
+        <w:tblBorders>
+          <w:top w:val="single" w:color="BBD0DE" w:sz="8"/>
+          <w:left w:val="single" w:color="BBD0DE" w:sz="8"/>
+          <w:bottom w:val="single" w:color="BBD0DE" w:sz="8"/>
+          <w:right w:val="single" w:color="BBD0DE" w:sz="8"/>
+          <w:insideH w:val="single" w:color="auto" w:sz="4"/>
+          <w:insideV w:val="single" w:color="auto" w:sz="4"/>
+        </w:tblBorders>
+      </w:tblPr>
+      <w:tblGrid>
+        <w:gridCol w:w="100"/>
+      </w:tblGrid>
+      <w:tr>
+        <w:tc>
+          <w:tcPr>
+            <w:shd w:fill="EEF4F8" w:color="auto" w:val="clear"/>
+            <w:tcMar>
+              <w:top w:type="dxa" w:w="120"/>
+              <w:left w:type="dxa" w:w="180"/>
+              <w:bottom w:type="dxa" w:w="120"/>
+              <w:right w:type="dxa" w:w="180"/>
+            </w:tcMar>
+          </w:tcPr>
+          <w:p>
+            <w:pPr>
+              <w:spacing w:after="40"/>
+            </w:pPr>
+            <w:r>
+              <w:rPr>
+                <w:b/>
+                <w:bCs/>
+                <w:color w:val="1FA6A2"/>
+                <w:sz w:val="18"/>
+                <w:szCs w:val="18"/>
+              </w:rPr>
+              <w:t xml:space="preserve">WORD BANK</w:t>
+            </w:r>
+          </w:p>
+          <w:p>
+            <w:pPr>
+              <w:spacing w:after="80"/>
+            </w:pPr>
+            <w:r>
+              <w:rPr>
+                <w:b/>
+                <w:bCs/>
+                <w:sz w:val="21"/>
+                <w:szCs w:val="21"/>
+              </w:rPr>
+              <w:t xml:space="preserve">Equation      •      Variable      •      Equal sign      •      Expression</w:t>
+            </w:r>
+          </w:p>
+        </w:tc>
+      </w:tr>
+    </w:tbl>
+    <w:p>
+      <w:pPr>
+        <w:spacing w:after="80"/>
+      </w:pPr>
+      <w:r>
+        <w:t xml:space="preserve"/>
+      </w:r>
+    </w:p>
+    <w:p>
+      <w:pPr>
+        <w:spacing w:after="120" w:before="80"/>
+      </w:pPr>
+      <w:r>
+        <w:rPr>
+          <w:b/>
+          <w:bCs/>
+          <w:color w:val="12355B"/>
+          <w:sz w:val="22"/>
+          <w:szCs w:val="22"/>
+        </w:rPr>
+        <w:t xml:space="preserve">1.  </w:t>
+      </w:r>
+      <w:r>
+        <w:rPr>
+          <w:sz w:val="22"/>
+          <w:szCs w:val="22"/>
+        </w:rPr>
+        <w:t xml:space="preserve">A math sentence that says two amounts are equal, with an = sign, is an ___.</w:t>
+      </w:r>
+    </w:p>
+    <w:p>
+      <w:pPr>
+        <w:spacing w:after="120" w:before="80"/>
+      </w:pPr>
+      <w:r>
+        <w:rPr>
+          <w:b/>
+          <w:bCs/>
+          <w:color w:val="12355B"/>
+          <w:sz w:val="22"/>
+          <w:szCs w:val="22"/>
+        </w:rPr>
+        <w:t xml:space="preserve">2.  </w:t>
+      </w:r>
+      <w:r>
+        <w:rPr>
+          <w:sz w:val="22"/>
+          <w:szCs w:val="22"/>
+        </w:rPr>
+        <w:t xml:space="preserve">A letter that stands for an unknown number is a ___.</w:t>
+      </w:r>
+    </w:p>
+    <w:p>
+      <w:pPr>
+        <w:spacing w:after="120" w:before="80"/>
+      </w:pPr>
+      <w:r>
+        <w:rPr>
+          <w:b/>
+          <w:bCs/>
+          <w:color w:val="12355B"/>
+          <w:sz w:val="22"/>
+          <w:szCs w:val="22"/>
+        </w:rPr>
+        <w:t xml:space="preserve">3.  </w:t>
+      </w:r>
+      <w:r>
+        <w:rPr>
+          <w:sz w:val="22"/>
+          <w:szCs w:val="22"/>
+        </w:rPr>
+        <w:t xml:space="preserve">The symbol = that shows two amounts are the same is the ___.</w:t>
+      </w:r>
+    </w:p>
+    <w:p>
+      <w:pPr>
+        <w:spacing w:after="120" w:before="80"/>
+      </w:pPr>
+      <w:r>
+        <w:rPr>
+          <w:b/>
+          <w:bCs/>
+          <w:color w:val="12355B"/>
+          <w:sz w:val="22"/>
+          <w:szCs w:val="22"/>
+        </w:rPr>
+        <w:t xml:space="preserve">4.  </w:t>
+      </w:r>
+      <w:r>
+        <w:rPr>
+          <w:sz w:val="22"/>
+          <w:szCs w:val="22"/>
+        </w:rPr>
+        <w:t xml:space="preserve">A group of numbers and variables with no equal sign is an ___.</w:t>
+      </w:r>
+    </w:p>
+    <w:p>
+      <w:pPr>
+        <w:pStyle w:val="Heading1"/>
         <w:pageBreakBefore/>
         <w:pBdr>
           <w:bottom w:val="single" w:color="1FA6A2" w:sz="14" w:space="6"/>
@@ -1849,6 +2037,87 @@
     </w:p>
     <w:p>
       <w:pPr>
+        <w:spacing w:after="40" w:before="80"/>
+      </w:pPr>
+      <w:r>
+        <w:rPr>
+          <w:b/>
+          <w:bCs/>
+          <w:color w:val="12355B"/>
+          <w:sz w:val="21"/>
+          <w:szCs w:val="21"/>
+        </w:rPr>
+        <w:t xml:space="preserve">4. </w:t>
+      </w:r>
+      <w:r>
+        <w:rPr>
+          <w:b/>
+          <w:bCs/>
+          <w:color w:val="6B4FA0"/>
+          <w:sz w:val="19"/>
+          <w:szCs w:val="19"/>
+        </w:rPr>
+        <w:t xml:space="preserve">[Practice] </w:t>
+      </w:r>
+      <w:r>
+        <w:rPr>
+          <w:b/>
+          <w:bCs/>
+          <w:sz w:val="21"/>
+          <w:szCs w:val="21"/>
+        </w:rPr>
+        <w:t xml:space="preserve">During practice on Write Equations, what strategy did you use when a problem felt tricky?</w:t>
+      </w:r>
+    </w:p>
+    <w:p>
+      <w:pPr>
+        <w:spacing w:after="60"/>
+      </w:pPr>
+      <w:r>
+        <w:rPr>
+          <w:color w:val="1A2733"/>
+          <w:sz w:val="21"/>
+          <w:szCs w:val="21"/>
+        </w:rPr>
+        <w:t xml:space="preserve">Start with:  I put ___ on the left side because ___.</w:t>
+      </w:r>
+      <w:r>
+        <w:rPr>
+          <w:i/>
+          <w:iCs/>
+          <w:color w:val="5F6F80"/>
+          <w:sz w:val="19"/>
+          <w:szCs w:val="19"/>
+        </w:rPr>
+        <w:br/>
+        <w:t xml:space="preserve">Puse ___ en el lado izquierdo porque ___.</w:t>
+      </w:r>
+    </w:p>
+    <w:p>
+      <w:pPr>
+        <w:spacing w:after="80"/>
+      </w:pPr>
+      <w:r>
+        <w:rPr>
+          <w:b/>
+          <w:bCs/>
+          <w:color w:val="12355B"/>
+          <w:sz w:val="19"/>
+          <w:szCs w:val="19"/>
+        </w:rPr>
+        <w:t xml:space="preserve">Word bank:  </w:t>
+      </w:r>
+      <w:r>
+        <w:rPr>
+          <w:color w:val="1FA6A2"/>
+          <w:sz w:val="19"/>
+          <w:szCs w:val="19"/>
+        </w:rPr>
+        <w:t xml:space="preserve">Equation,  Variable,  Equal sign,  Expression</w:t>
+      </w:r>
+    </w:p>
+    <w:p>
+      <w:pPr>
         <w:pStyle w:val="Heading1"/>
         <w:pageBreakBefore/>
         <w:pBdr>
@@ -2300,99 +2569,97 @@
     </w:tbl>
     <w:p>
       <w:pPr>
-        <w:pStyle w:val="Heading1"/>
-        <w:pageBreakBefore/>
-        <w:pBdr>
-          <w:bottom w:val="single" w:color="1FA6A2" w:sz="14" w:space="6"/>
-        </w:pBdr>
-        <w:spacing w:after="140" w:before="0"/>
-      </w:pPr>
-      <w:r>
-        <w:rPr>
-          <w:b/>
-          <w:bCs/>
-          <w:color w:val="12355B"/>
-          <w:sz w:val="30"/>
-          <w:szCs w:val="30"/>
-        </w:rPr>
-        <w:t xml:space="preserve">Write About the Math</w:t>
-      </w:r>
-    </w:p>
-    <w:p>
-      <w:pPr>
-        <w:pStyle w:val="Heading2"/>
-        <w:spacing w:after="80" w:before="180"/>
-      </w:pPr>
-      <w:r>
-        <w:rPr>
-          <w:b/>
-          <w:bCs/>
-          <w:color w:val="12355B"/>
-          <w:sz w:val="24"/>
-          <w:szCs w:val="24"/>
-        </w:rPr>
-        <w:t xml:space="preserve">Build Strong Sentences</w:t>
-      </w:r>
-      <w:r>
-        <w:rPr>
-          <w:i/>
-          <w:iCs/>
-          <w:color w:val="B97A12"/>
-          <w:sz w:val="19"/>
-          <w:szCs w:val="19"/>
-        </w:rPr>
-        <w:t xml:space="preserve">   The Writing Revolution</w:t>
-      </w:r>
-    </w:p>
-    <w:p>
-      <w:pPr>
-        <w:spacing w:after="100"/>
-      </w:pPr>
-      <w:r>
-        <w:rPr>
-          <w:i/>
-          <w:iCs/>
-          <w:color w:val="5F6F80"/>
-          <w:sz w:val="19"/>
-          <w:szCs w:val="19"/>
-        </w:rPr>
-        <w:t xml:space="preserve">I can explain my equation using the words equation, variable, equal sign, and expression.</w:t>
-      </w:r>
-    </w:p>
-    <w:p>
-      <w:pPr>
-        <w:pStyle w:val="Heading2"/>
-        <w:spacing w:after="80" w:before="180"/>
-      </w:pPr>
-      <w:r>
-        <w:rPr>
-          <w:b/>
-          <w:bCs/>
-          <w:color w:val="12355B"/>
-          <w:sz w:val="24"/>
-          <w:szCs w:val="24"/>
-        </w:rPr>
-        <w:t xml:space="preserve">1. Kernel Sentence</w:t>
-      </w:r>
-      <w:r>
-        <w:rPr>
-          <w:i/>
-          <w:iCs/>
-          <w:color w:val="1FA6A2"/>
-          <w:sz w:val="19"/>
-          <w:szCs w:val="19"/>
-        </w:rPr>
-        <w:t xml:space="preserve">   subject + verb</w:t>
+        <w:keepNext/>
+        <w:spacing w:after="60" w:before="160"/>
+      </w:pPr>
+      <w:r>
+        <w:rPr>
+          <w:b/>
+          <w:bCs/>
+          <w:color w:val="12355B"/>
+          <w:sz w:val="22"/>
+          <w:szCs w:val="22"/>
+        </w:rPr>
+        <w:t xml:space="preserve">4.  </w:t>
+      </w:r>
+      <w:r>
+        <w:rPr>
+          <w:b/>
+          <w:bCs/>
+          <w:sz w:val="21"/>
+          <w:szCs w:val="21"/>
+        </w:rPr>
+        <w:t xml:space="preserve">Witness statement: 'The number of suspects, plus 7 more, is 22.' Which equation models this clue?</w:t>
+      </w:r>
+    </w:p>
+    <w:p>
+      <w:pPr>
+        <w:spacing w:after="40"/>
+        <w:ind w:left="420"/>
+      </w:pPr>
+      <w:r>
+        <w:rPr>
+          <w:sz w:val="20"/>
+          <w:szCs w:val="20"/>
+        </w:rPr>
+        <w:t xml:space="preserve">A)  s + 7 = 22</w:t>
+      </w:r>
+    </w:p>
+    <w:p>
+      <w:pPr>
+        <w:spacing w:after="40"/>
+        <w:ind w:left="420"/>
+      </w:pPr>
+      <w:r>
+        <w:rPr>
+          <w:sz w:val="20"/>
+          <w:szCs w:val="20"/>
+        </w:rPr>
+        <w:t xml:space="preserve">B)  s − 7 = 22</w:t>
+      </w:r>
+    </w:p>
+    <w:p>
+      <w:pPr>
+        <w:spacing w:after="40"/>
+        <w:ind w:left="420"/>
+      </w:pPr>
+      <w:r>
+        <w:rPr>
+          <w:sz w:val="20"/>
+          <w:szCs w:val="20"/>
+        </w:rPr>
+        <w:t xml:space="preserve">C)  7s = 22</w:t>
+      </w:r>
+    </w:p>
+    <w:p>
+      <w:pPr>
+        <w:spacing w:after="40"/>
+        <w:ind w:left="420"/>
+      </w:pPr>
+      <w:r>
+        <w:rPr>
+          <w:sz w:val="20"/>
+          <w:szCs w:val="20"/>
+        </w:rPr>
+        <w:t xml:space="preserve">D)  s / 7 = 22</w:t>
+      </w:r>
+    </w:p>
+    <w:p>
+      <w:pPr>
+        <w:spacing w:after="20"/>
+      </w:pPr>
+      <w:r>
+        <w:t xml:space="preserve"/>
       </w:r>
     </w:p>
     <w:tbl>
       <w:tblPr>
         <w:tblW w:type="pct" w:w="100%"/>
         <w:tblBorders>
-          <w:top w:val="single" w:color="B97A12" w:sz="8"/>
-          <w:left w:val="single" w:color="B97A12" w:sz="8"/>
-          <w:bottom w:val="single" w:color="B97A12" w:sz="8"/>
-          <w:right w:val="single" w:color="B97A12" w:sz="8"/>
+          <w:top w:val="single" w:color="C7D2DD" w:sz="6"/>
+          <w:left w:val="single" w:color="C7D2DD" w:sz="6"/>
+          <w:bottom w:val="single" w:color="C7D2DD" w:sz="6"/>
+          <w:right w:val="single" w:color="C7D2DD" w:sz="6"/>
           <w:insideH w:val="single" w:color="auto" w:sz="4"/>
           <w:insideV w:val="single" w:color="auto" w:sz="4"/>
         </w:tblBorders>
@@ -2405,391 +2672,31 @@
           <w:tcPr>
             <w:shd w:fill="FBF3E2" w:color="auto" w:val="clear"/>
             <w:tcMar>
-              <w:top w:type="dxa" w:w="120"/>
-              <w:left w:type="dxa" w:w="180"/>
-              <w:bottom w:type="dxa" w:w="120"/>
-              <w:right w:type="dxa" w:w="180"/>
+              <w:top w:type="dxa" w:w="60"/>
+              <w:left w:type="dxa" w:w="120"/>
+              <w:bottom w:type="dxa" w:w="60"/>
+              <w:right w:type="dxa" w:w="120"/>
             </w:tcMar>
           </w:tcPr>
           <w:p>
             <w:pPr>
-              <w:spacing w:after="0"/>
+              <w:spacing w:after="0" w:line="320"/>
             </w:pPr>
             <w:r>
-              <w:rPr>
-                <w:b/>
-                <w:bCs/>
-                <w:color w:val="1FA6A2"/>
-                <w:sz w:val="20"/>
-                <w:szCs w:val="20"/>
-              </w:rPr>
-              <w:t xml:space="preserve">Model:  </w:t>
-            </w:r>
-            <w:r>
-              <w:rPr>
-                <w:sz w:val="20"/>
-                <w:szCs w:val="20"/>
-              </w:rPr>
-              <w:t xml:space="preserve">Equation is a math sentence with an equal sign showing both sides are the same.</w:t>
+              <w:t xml:space="preserve"/>
+            </w:r>
+          </w:p>
+          <w:p>
+            <w:pPr>
+              <w:spacing w:after="0" w:line="320"/>
+            </w:pPr>
+            <w:r>
+              <w:t xml:space="preserve"/>
             </w:r>
           </w:p>
         </w:tc>
       </w:tr>
     </w:tbl>
-    <w:p>
-      <w:pPr>
-        <w:spacing w:after="40"/>
-      </w:pPr>
-      <w:r>
-        <w:t xml:space="preserve"/>
-      </w:r>
-    </w:p>
-    <w:p>
-      <w:pPr>
-        <w:spacing w:after="60"/>
-      </w:pPr>
-      <w:r>
-        <w:rPr>
-          <w:color w:val="1A2733"/>
-          <w:sz w:val="21"/>
-          <w:szCs w:val="21"/>
-        </w:rPr>
-        <w:t xml:space="preserve">Write a kernel sentence about equation. Use a subject and a verb.</w:t>
-      </w:r>
-      <w:r>
-        <w:rPr>
-          <w:i/>
-          <w:iCs/>
-          <w:color w:val="5F6F80"/>
-          <w:sz w:val="19"/>
-          <w:szCs w:val="19"/>
-        </w:rPr>
-        <w:br/>
-        <w:t xml:space="preserve">Escribe una oración base sobre ecuación. Usa un sujeto y un verbo.</w:t>
-      </w:r>
-    </w:p>
-    <w:p>
-      <w:pPr>
-        <w:pBdr>
-          <w:bottom w:val="single" w:color="AFBECC" w:sz="6"/>
-        </w:pBdr>
-        <w:spacing w:after="30" w:before="150"/>
-      </w:pPr>
-      <w:r>
-        <w:t xml:space="preserve"/>
-      </w:r>
-    </w:p>
-    <w:p>
-      <w:pPr>
-        <w:pBdr>
-          <w:bottom w:val="single" w:color="AFBECC" w:sz="6"/>
-        </w:pBdr>
-        <w:spacing w:after="30" w:before="150"/>
-      </w:pPr>
-      <w:r>
-        <w:t xml:space="preserve"/>
-      </w:r>
-    </w:p>
-    <w:p>
-      <w:pPr>
-        <w:pStyle w:val="Heading2"/>
-        <w:spacing w:after="80" w:before="180"/>
-      </w:pPr>
-      <w:r>
-        <w:rPr>
-          <w:b/>
-          <w:bCs/>
-          <w:color w:val="12355B"/>
-          <w:sz w:val="24"/>
-          <w:szCs w:val="24"/>
-        </w:rPr>
-        <w:t xml:space="preserve">2. Sentence Expansion</w:t>
-      </w:r>
-      <w:r>
-        <w:rPr>
-          <w:i/>
-          <w:iCs/>
-          <w:color w:val="1FA6A2"/>
-          <w:sz w:val="19"/>
-          <w:szCs w:val="19"/>
-        </w:rPr>
-        <w:t xml:space="preserve">   because · but · so</w:t>
-      </w:r>
-    </w:p>
-    <w:p>
-      <w:pPr>
-        <w:spacing w:after="80"/>
-      </w:pPr>
-      <w:r>
-        <w:rPr>
-          <w:b/>
-          <w:bCs/>
-          <w:color w:val="1FA6A2"/>
-          <w:sz w:val="20"/>
-          <w:szCs w:val="20"/>
-        </w:rPr>
-        <w:t xml:space="preserve">Kernel:  </w:t>
-      </w:r>
-      <w:r>
-        <w:rPr>
-          <w:sz w:val="20"/>
-          <w:szCs w:val="20"/>
-        </w:rPr>
-        <w:t xml:space="preserve">Equation matters in math</w:t>
-      </w:r>
-    </w:p>
-    <w:p>
-      <w:pPr>
-        <w:spacing w:after="80"/>
-      </w:pPr>
-      <w:r>
-        <w:rPr>
-          <w:b/>
-          <w:bCs/>
-          <w:color w:val="12355B"/>
-          <w:sz w:val="21"/>
-          <w:szCs w:val="21"/>
-        </w:rPr>
-        <w:t xml:space="preserve">because  </w:t>
-      </w:r>
-      <w:r>
-        <w:rPr>
-          <w:sz w:val="21"/>
-          <w:szCs w:val="21"/>
-        </w:rPr>
-        <w:t xml:space="preserve">Equation matters in math because ___.</w:t>
-      </w:r>
-      <w:r>
-        <w:rPr>
-          <w:i/>
-          <w:iCs/>
-          <w:color w:val="5F6F80"/>
-          <w:sz w:val="19"/>
-          <w:szCs w:val="19"/>
-        </w:rPr>
-        <w:br/>
-        <w:t xml:space="preserve">Ecuación importa en matemáticas porque ___.</w:t>
-      </w:r>
-    </w:p>
-    <w:p>
-      <w:pPr>
-        <w:pBdr>
-          <w:bottom w:val="single" w:color="AFBECC" w:sz="6"/>
-        </w:pBdr>
-        <w:spacing w:after="30" w:before="150"/>
-      </w:pPr>
-      <w:r>
-        <w:t xml:space="preserve"/>
-      </w:r>
-    </w:p>
-    <w:p>
-      <w:pPr>
-        <w:spacing w:after="80"/>
-      </w:pPr>
-      <w:r>
-        <w:rPr>
-          <w:b/>
-          <w:bCs/>
-          <w:color w:val="12355B"/>
-          <w:sz w:val="21"/>
-          <w:szCs w:val="21"/>
-        </w:rPr>
-        <w:t xml:space="preserve">but  </w:t>
-      </w:r>
-      <w:r>
-        <w:rPr>
-          <w:sz w:val="21"/>
-          <w:szCs w:val="21"/>
-        </w:rPr>
-        <w:t xml:space="preserve">Equation matters in math, but ___.</w:t>
-      </w:r>
-      <w:r>
-        <w:rPr>
-          <w:i/>
-          <w:iCs/>
-          <w:color w:val="5F6F80"/>
-          <w:sz w:val="19"/>
-          <w:szCs w:val="19"/>
-        </w:rPr>
-        <w:br/>
-        <w:t xml:space="preserve">Ecuación importa en matemáticas, pero ___.</w:t>
-      </w:r>
-    </w:p>
-    <w:p>
-      <w:pPr>
-        <w:pBdr>
-          <w:bottom w:val="single" w:color="AFBECC" w:sz="6"/>
-        </w:pBdr>
-        <w:spacing w:after="30" w:before="150"/>
-      </w:pPr>
-      <w:r>
-        <w:t xml:space="preserve"/>
-      </w:r>
-    </w:p>
-    <w:p>
-      <w:pPr>
-        <w:spacing w:after="80"/>
-      </w:pPr>
-      <w:r>
-        <w:rPr>
-          <w:b/>
-          <w:bCs/>
-          <w:color w:val="12355B"/>
-          <w:sz w:val="21"/>
-          <w:szCs w:val="21"/>
-        </w:rPr>
-        <w:t xml:space="preserve">so  </w:t>
-      </w:r>
-      <w:r>
-        <w:rPr>
-          <w:sz w:val="21"/>
-          <w:szCs w:val="21"/>
-        </w:rPr>
-        <w:t xml:space="preserve">Equation matters in math, so ___.</w:t>
-      </w:r>
-      <w:r>
-        <w:rPr>
-          <w:i/>
-          <w:iCs/>
-          <w:color w:val="5F6F80"/>
-          <w:sz w:val="19"/>
-          <w:szCs w:val="19"/>
-        </w:rPr>
-        <w:br/>
-        <w:t xml:space="preserve">Ecuación importa en matemáticas, entonces ___.</w:t>
-      </w:r>
-    </w:p>
-    <w:p>
-      <w:pPr>
-        <w:pBdr>
-          <w:bottom w:val="single" w:color="AFBECC" w:sz="6"/>
-        </w:pBdr>
-        <w:spacing w:after="30" w:before="150"/>
-      </w:pPr>
-      <w:r>
-        <w:t xml:space="preserve"/>
-      </w:r>
-    </w:p>
-    <w:p>
-      <w:pPr>
-        <w:pStyle w:val="Heading2"/>
-        <w:spacing w:after="80" w:before="180"/>
-      </w:pPr>
-      <w:r>
-        <w:rPr>
-          <w:b/>
-          <w:bCs/>
-          <w:color w:val="12355B"/>
-          <w:sz w:val="24"/>
-          <w:szCs w:val="24"/>
-        </w:rPr>
-        <w:t xml:space="preserve">3. Explain Your Reasoning</w:t>
-      </w:r>
-      <w:r>
-        <w:rPr>
-          <w:i/>
-          <w:iCs/>
-          <w:color w:val="1FA6A2"/>
-          <w:sz w:val="19"/>
-          <w:szCs w:val="19"/>
-        </w:rPr>
-        <w:t xml:space="preserve">   use a sentence starter</w:t>
-      </w:r>
-    </w:p>
-    <w:p>
-      <w:pPr>
-        <w:spacing w:after="60"/>
-      </w:pPr>
-      <w:r>
-        <w:rPr>
-          <w:color w:val="1A2733"/>
-          <w:sz w:val="21"/>
-          <w:szCs w:val="21"/>
-        </w:rPr>
-        <w:t xml:space="preserve">The unknown is ___, so I write the variable ___.</w:t>
-      </w:r>
-      <w:r>
-        <w:rPr>
-          <w:i/>
-          <w:iCs/>
-          <w:color w:val="5F6F80"/>
-          <w:sz w:val="19"/>
-          <w:szCs w:val="19"/>
-        </w:rPr>
-        <w:br/>
-        <w:t xml:space="preserve">La incógnita es ___, así que escribo la variable ___.</w:t>
-      </w:r>
-    </w:p>
-    <w:p>
-      <w:pPr>
-        <w:spacing w:after="60"/>
-      </w:pPr>
-      <w:r>
-        <w:rPr>
-          <w:color w:val="1A2733"/>
-          <w:sz w:val="21"/>
-          <w:szCs w:val="21"/>
-        </w:rPr>
-        <w:t xml:space="preserve">My equation is ___ because 'plus 8' means ___ and 'equals 20' means ___.</w:t>
-      </w:r>
-      <w:r>
-        <w:rPr>
-          <w:i/>
-          <w:iCs/>
-          <w:color w:val="5F6F80"/>
-          <w:sz w:val="19"/>
-          <w:szCs w:val="19"/>
-        </w:rPr>
-        <w:br/>
-        <w:t xml:space="preserve">Mi ecuación es ___ porque 'más 8' significa ___ y 'es igual a 20' significa ___.</w:t>
-      </w:r>
-    </w:p>
-    <w:p>
-      <w:pPr>
-        <w:spacing w:after="60"/>
-      </w:pPr>
-      <w:r>
-        <w:rPr>
-          <w:color w:val="1A2733"/>
-          <w:sz w:val="21"/>
-          <w:szCs w:val="21"/>
-        </w:rPr>
-        <w:t xml:space="preserve">I put ___ on the left side because ___.</w:t>
-      </w:r>
-      <w:r>
-        <w:rPr>
-          <w:i/>
-          <w:iCs/>
-          <w:color w:val="5F6F80"/>
-          <w:sz w:val="19"/>
-          <w:szCs w:val="19"/>
-        </w:rPr>
-        <w:br/>
-        <w:t xml:space="preserve">Puse ___ en el lado izquierdo porque ___.</w:t>
-      </w:r>
-    </w:p>
-    <w:p>
-      <w:pPr>
-        <w:pBdr>
-          <w:bottom w:val="single" w:color="AFBECC" w:sz="6"/>
-        </w:pBdr>
-        <w:spacing w:after="30" w:before="150"/>
-      </w:pPr>
-      <w:r>
-        <w:t xml:space="preserve"/>
-      </w:r>
-    </w:p>
-    <w:p>
-      <w:pPr>
-        <w:pBdr>
-          <w:bottom w:val="single" w:color="AFBECC" w:sz="6"/>
-        </w:pBdr>
-        <w:spacing w:after="30" w:before="150"/>
-      </w:pPr>
-      <w:r>
-        <w:t xml:space="preserve"/>
-      </w:r>
-    </w:p>
     <w:p>
       <w:pPr>
         <w:pStyle w:val="Heading1"/>
@@ -2955,6 +2862,106 @@
           <w:sz w:val="24"/>
           <w:szCs w:val="24"/>
         </w:rPr>
+        <w:t xml:space="preserve">Guided Notes (Fill-in)</w:t>
+      </w:r>
+    </w:p>
+    <w:p>
+      <w:pPr>
+        <w:spacing w:after="80"/>
+      </w:pPr>
+      <w:r>
+        <w:rPr>
+          <w:b/>
+          <w:bCs/>
+          <w:sz w:val="21"/>
+          <w:szCs w:val="21"/>
+        </w:rPr>
+        <w:t xml:space="preserve">Notes 1:  </w:t>
+      </w:r>
+      <w:r>
+        <w:rPr>
+          <w:sz w:val="21"/>
+          <w:szCs w:val="21"/>
+        </w:rPr>
+        <w:t xml:space="preserve">Equation</w:t>
+      </w:r>
+    </w:p>
+    <w:p>
+      <w:pPr>
+        <w:spacing w:after="80"/>
+      </w:pPr>
+      <w:r>
+        <w:rPr>
+          <w:b/>
+          <w:bCs/>
+          <w:sz w:val="21"/>
+          <w:szCs w:val="21"/>
+        </w:rPr>
+        <w:t xml:space="preserve">Notes 2:  </w:t>
+      </w:r>
+      <w:r>
+        <w:rPr>
+          <w:sz w:val="21"/>
+          <w:szCs w:val="21"/>
+        </w:rPr>
+        <w:t xml:space="preserve">Variable</w:t>
+      </w:r>
+    </w:p>
+    <w:p>
+      <w:pPr>
+        <w:spacing w:after="80"/>
+      </w:pPr>
+      <w:r>
+        <w:rPr>
+          <w:b/>
+          <w:bCs/>
+          <w:sz w:val="21"/>
+          <w:szCs w:val="21"/>
+        </w:rPr>
+        <w:t xml:space="preserve">Notes 3:  </w:t>
+      </w:r>
+      <w:r>
+        <w:rPr>
+          <w:sz w:val="21"/>
+          <w:szCs w:val="21"/>
+        </w:rPr>
+        <w:t xml:space="preserve">Equal sign</w:t>
+      </w:r>
+    </w:p>
+    <w:p>
+      <w:pPr>
+        <w:spacing w:after="80"/>
+      </w:pPr>
+      <w:r>
+        <w:rPr>
+          <w:b/>
+          <w:bCs/>
+          <w:sz w:val="21"/>
+          <w:szCs w:val="21"/>
+        </w:rPr>
+        <w:t xml:space="preserve">Notes 4:  </w:t>
+      </w:r>
+      <w:r>
+        <w:rPr>
+          <w:sz w:val="21"/>
+          <w:szCs w:val="21"/>
+        </w:rPr>
+        <w:t xml:space="preserve">Expression</w:t>
+      </w:r>
+    </w:p>
+    <w:p>
+      <w:pPr>
+        <w:pStyle w:val="Heading2"/>
+        <w:spacing w:after="80" w:before="180"/>
+      </w:pPr>
+      <w:r>
+        <w:rPr>
+          <w:b/>
+          <w:bCs/>
+          <w:color w:val="12355B"/>
+          <w:sz w:val="24"/>
+          <w:szCs w:val="24"/>
+        </w:rPr>
         <w:t xml:space="preserve">Worked Notes (I Do / We Do)</w:t>
       </w:r>
     </w:p>
@@ -3111,30 +3118,23 @@
     </w:p>
     <w:p>
       <w:pPr>
-        <w:pStyle w:val="Heading2"/>
-        <w:spacing w:after="80" w:before="180"/>
-      </w:pPr>
-      <w:r>
-        <w:rPr>
-          <w:b/>
-          <w:bCs/>
-          <w:color w:val="12355B"/>
-          <w:sz w:val="24"/>
-          <w:szCs w:val="24"/>
-        </w:rPr>
-        <w:t xml:space="preserve">Exit Ticket</w:t>
-      </w:r>
-    </w:p>
-    <w:p>
-      <w:pPr>
         <w:spacing w:after="80"/>
       </w:pPr>
       <w:r>
         <w:rPr>
-          <w:sz w:val="21"/>
-          <w:szCs w:val="21"/>
-        </w:rPr>
-        <w:t xml:space="preserve">A)  n / 6 = 9</w:t>
+          <w:b/>
+          <w:bCs/>
+          <w:sz w:val="21"/>
+          <w:szCs w:val="21"/>
+        </w:rPr>
+        <w:t xml:space="preserve">4.  </w:t>
+      </w:r>
+      <w:r>
+        <w:rPr>
+          <w:sz w:val="21"/>
+          <w:szCs w:val="21"/>
+        </w:rPr>
+        <w:t xml:space="preserve">A)  s + 7 = 22</w:t>
       </w:r>
       <w:r>
         <w:rPr>
@@ -3144,7 +3144,7 @@
           <w:sz w:val="19"/>
           <w:szCs w:val="19"/>
         </w:rPr>
-        <w:t xml:space="preserve">  — 'Divided by 6' means division: n / 6 = 9. Check: 54 / 6 = 9 ✓</w:t>
+        <w:t xml:space="preserve">  — Let s be the number of suspects. 'Plus 7 more' means + 7 and 'is 22' means = 22, so s + 7 = 22.</w:t>
       </w:r>
     </w:p>
     <w:p>
@@ -3160,7 +3160,7 @@
           <w:sz w:val="24"/>
           <w:szCs w:val="24"/>
         </w:rPr>
-        <w:t xml:space="preserve">Writing (TWR) — what to look for</w:t>
+        <w:t xml:space="preserve">Exit Ticket</w:t>
       </w:r>
     </w:p>
     <w:p>
@@ -3169,52 +3169,10 @@
       </w:pPr>
       <w:r>
         <w:rPr>
-          <w:sz w:val="20"/>
-          <w:szCs w:val="20"/>
-        </w:rPr>
-        <w:t xml:space="preserve">Kernel sentence: a complete sentence needs a subject and a verb. Example: Equation is a math sentence with an equal sign showing both sides are the same.</w:t>
-      </w:r>
-    </w:p>
-    <w:p>
-      <w:pPr>
-        <w:spacing w:after="80"/>
-      </w:pPr>
-      <w:r>
-        <w:rPr>
-          <w:sz w:val="20"/>
-          <w:szCs w:val="20"/>
-        </w:rPr>
-        <w:t xml:space="preserve">Expansion: because = reason, but = contrast/exception, so = result. Answers vary; each must keep the kernel idea.</w:t>
-      </w:r>
-    </w:p>
-    <w:p>
-      <w:pPr>
-        <w:pStyle w:val="Heading2"/>
-        <w:spacing w:after="80" w:before="180"/>
-      </w:pPr>
-      <w:r>
-        <w:rPr>
-          <w:b/>
-          <w:bCs/>
-          <w:color w:val="12355B"/>
-          <w:sz w:val="24"/>
-          <w:szCs w:val="24"/>
-        </w:rPr>
-        <w:t xml:space="preserve">Turn &amp; Talk — listen for</w:t>
-      </w:r>
-    </w:p>
-    <w:p>
-      <w:pPr>
-        <w:spacing w:after="80"/>
-      </w:pPr>
-      <w:r>
-        <w:rPr>
-          <w:b/>
-          <w:bCs/>
-          <w:sz w:val="19"/>
-          <w:szCs w:val="19"/>
-        </w:rPr>
-        <w:t xml:space="preserve">1.  </w:t>
+          <w:sz w:val="21"/>
+          <w:szCs w:val="21"/>
+        </w:rPr>
+        <w:t xml:space="preserve">A)  n / 6 = 9</w:t>
       </w:r>
       <w:r>
         <w:rPr>
@@ -3224,55 +3182,7 @@
           <w:sz w:val="19"/>
           <w:szCs w:val="19"/>
         </w:rPr>
-        <w:t xml:space="preserve">Students choose a variable (such as n) for the unknown gems, build n + 8 = 20, and connect 'plus 8 more' to + 8 and 'equals 20 total' to = 20.</w:t>
-      </w:r>
-    </w:p>
-    <w:p>
-      <w:pPr>
-        <w:spacing w:after="80"/>
-      </w:pPr>
-      <w:r>
-        <w:rPr>
-          <w:b/>
-          <w:bCs/>
-          <w:sz w:val="19"/>
-          <w:szCs w:val="19"/>
-        </w:rPr>
-        <w:t xml:space="preserve">2.  </w:t>
-      </w:r>
-      <w:r>
-        <w:rPr>
-          <w:i/>
-          <w:iCs/>
-          <w:color w:val="5F6F80"/>
-          <w:sz w:val="19"/>
-          <w:szCs w:val="19"/>
-        </w:rPr>
-        <w:t xml:space="preserve">Students place the expression n + 8 on one side and the total 20 on the other, explaining the equal sign means both sides have the same value.</w:t>
-      </w:r>
-    </w:p>
-    <w:p>
-      <w:pPr>
-        <w:spacing w:after="80"/>
-      </w:pPr>
-      <w:r>
-        <w:rPr>
-          <w:b/>
-          <w:bCs/>
-          <w:sz w:val="19"/>
-          <w:szCs w:val="19"/>
-        </w:rPr>
-        <w:t xml:space="preserve">3.  </w:t>
-      </w:r>
-      <w:r>
-        <w:rPr>
-          <w:i/>
-          <w:iCs/>
-          <w:color w:val="5F6F80"/>
-          <w:sz w:val="19"/>
-          <w:szCs w:val="19"/>
-        </w:rPr>
-        <w:t xml:space="preserve">Students explain that an equation captures the relationship clearly, lets you use a variable for the unknown, and can be solved instead of guessing.</w:t>
+        <w:t xml:space="preserve">  — 'Divided by 6' means division: n / 6 = 9. Check: 54 / 6 = 9 ✓</w:t>
       </w:r>
     </w:p>
     <w:sectPr>

--- a/lessons/7-1-flagship/downloads/7-1-flagship-notes.docx
+++ b/lessons/7-1-flagship/downloads/7-1-flagship-notes.docx
@@ -2812,377 +2812,6 @@
       </w:pPr>
       <w:r>
         <w:t xml:space="preserve"/>
-      </w:r>
-    </w:p>
-    <w:p>
-      <w:pPr>
-        <w:pStyle w:val="Heading1"/>
-        <w:pageBreakBefore/>
-        <w:pBdr>
-          <w:bottom w:val="single" w:color="1FA6A2" w:sz="14" w:space="6"/>
-        </w:pBdr>
-        <w:spacing w:after="140" w:before="0"/>
-      </w:pPr>
-      <w:r>
-        <w:rPr>
-          <w:b/>
-          <w:bCs/>
-          <w:color w:val="12355B"/>
-          <w:sz w:val="30"/>
-          <w:szCs w:val="30"/>
-        </w:rPr>
-        <w:t xml:space="preserve">Answer Key &amp; Teacher Guide</w:t>
-      </w:r>
-    </w:p>
-    <w:p>
-      <w:pPr>
-        <w:spacing w:after="100"/>
-      </w:pPr>
-      <w:r>
-        <w:rPr>
-          <w:i/>
-          <w:iCs/>
-          <w:color w:val="5F6F80"/>
-          <w:sz w:val="19"/>
-          <w:szCs w:val="19"/>
-        </w:rPr>
-        <w:t xml:space="preserve">Teacher reference — remove or fold back before distributing to students.</w:t>
-      </w:r>
-    </w:p>
-    <w:p>
-      <w:pPr>
-        <w:pStyle w:val="Heading2"/>
-        <w:spacing w:after="80" w:before="180"/>
-      </w:pPr>
-      <w:r>
-        <w:rPr>
-          <w:b/>
-          <w:bCs/>
-          <w:color w:val="12355B"/>
-          <w:sz w:val="24"/>
-          <w:szCs w:val="24"/>
-        </w:rPr>
-        <w:t xml:space="preserve">Guided Notes (Fill-in)</w:t>
-      </w:r>
-    </w:p>
-    <w:p>
-      <w:pPr>
-        <w:spacing w:after="80"/>
-      </w:pPr>
-      <w:r>
-        <w:rPr>
-          <w:b/>
-          <w:bCs/>
-          <w:sz w:val="21"/>
-          <w:szCs w:val="21"/>
-        </w:rPr>
-        <w:t xml:space="preserve">Notes 1:  </w:t>
-      </w:r>
-      <w:r>
-        <w:rPr>
-          <w:sz w:val="21"/>
-          <w:szCs w:val="21"/>
-        </w:rPr>
-        <w:t xml:space="preserve">Equation</w:t>
-      </w:r>
-    </w:p>
-    <w:p>
-      <w:pPr>
-        <w:spacing w:after="80"/>
-      </w:pPr>
-      <w:r>
-        <w:rPr>
-          <w:b/>
-          <w:bCs/>
-          <w:sz w:val="21"/>
-          <w:szCs w:val="21"/>
-        </w:rPr>
-        <w:t xml:space="preserve">Notes 2:  </w:t>
-      </w:r>
-      <w:r>
-        <w:rPr>
-          <w:sz w:val="21"/>
-          <w:szCs w:val="21"/>
-        </w:rPr>
-        <w:t xml:space="preserve">Variable</w:t>
-      </w:r>
-    </w:p>
-    <w:p>
-      <w:pPr>
-        <w:spacing w:after="80"/>
-      </w:pPr>
-      <w:r>
-        <w:rPr>
-          <w:b/>
-          <w:bCs/>
-          <w:sz w:val="21"/>
-          <w:szCs w:val="21"/>
-        </w:rPr>
-        <w:t xml:space="preserve">Notes 3:  </w:t>
-      </w:r>
-      <w:r>
-        <w:rPr>
-          <w:sz w:val="21"/>
-          <w:szCs w:val="21"/>
-        </w:rPr>
-        <w:t xml:space="preserve">Equal sign</w:t>
-      </w:r>
-    </w:p>
-    <w:p>
-      <w:pPr>
-        <w:spacing w:after="80"/>
-      </w:pPr>
-      <w:r>
-        <w:rPr>
-          <w:b/>
-          <w:bCs/>
-          <w:sz w:val="21"/>
-          <w:szCs w:val="21"/>
-        </w:rPr>
-        <w:t xml:space="preserve">Notes 4:  </w:t>
-      </w:r>
-      <w:r>
-        <w:rPr>
-          <w:sz w:val="21"/>
-          <w:szCs w:val="21"/>
-        </w:rPr>
-        <w:t xml:space="preserve">Expression</w:t>
-      </w:r>
-    </w:p>
-    <w:p>
-      <w:pPr>
-        <w:pStyle w:val="Heading2"/>
-        <w:spacing w:after="80" w:before="180"/>
-      </w:pPr>
-      <w:r>
-        <w:rPr>
-          <w:b/>
-          <w:bCs/>
-          <w:color w:val="12355B"/>
-          <w:sz w:val="24"/>
-          <w:szCs w:val="24"/>
-        </w:rPr>
-        <w:t xml:space="preserve">Worked Notes (I Do / We Do)</w:t>
-      </w:r>
-    </w:p>
-    <w:p>
-      <w:pPr>
-        <w:spacing w:after="80"/>
-      </w:pPr>
-      <w:r>
-        <w:rPr>
-          <w:b/>
-          <w:bCs/>
-          <w:sz w:val="21"/>
-          <w:szCs w:val="21"/>
-        </w:rPr>
-        <w:t xml:space="preserve">I Do:  </w:t>
-      </w:r>
-      <w:r>
-        <w:rPr>
-          <w:sz w:val="21"/>
-          <w:szCs w:val="21"/>
-        </w:rPr>
-        <w:t xml:space="preserve">A. n + 12 = 30</w:t>
-      </w:r>
-    </w:p>
-    <w:p>
-      <w:pPr>
-        <w:spacing w:after="80"/>
-      </w:pPr>
-      <w:r>
-        <w:rPr>
-          <w:b/>
-          <w:bCs/>
-          <w:sz w:val="21"/>
-          <w:szCs w:val="21"/>
-        </w:rPr>
-        <w:t xml:space="preserve">We Do:  </w:t>
-      </w:r>
-      <w:r>
-        <w:rPr>
-          <w:sz w:val="21"/>
-          <w:szCs w:val="21"/>
-        </w:rPr>
-        <w:t xml:space="preserve">A. n − 7 = 18</w:t>
-      </w:r>
-    </w:p>
-    <w:p>
-      <w:pPr>
-        <w:pStyle w:val="Heading2"/>
-        <w:spacing w:after="80" w:before="180"/>
-      </w:pPr>
-      <w:r>
-        <w:rPr>
-          <w:b/>
-          <w:bCs/>
-          <w:color w:val="12355B"/>
-          <w:sz w:val="24"/>
-          <w:szCs w:val="24"/>
-        </w:rPr>
-        <w:t xml:space="preserve">Independent Practice</w:t>
-      </w:r>
-    </w:p>
-    <w:p>
-      <w:pPr>
-        <w:spacing w:after="80"/>
-      </w:pPr>
-      <w:r>
-        <w:rPr>
-          <w:b/>
-          <w:bCs/>
-          <w:sz w:val="21"/>
-          <w:szCs w:val="21"/>
-        </w:rPr>
-        <w:t xml:space="preserve">1.  </w:t>
-      </w:r>
-      <w:r>
-        <w:rPr>
-          <w:sz w:val="21"/>
-          <w:szCs w:val="21"/>
-        </w:rPr>
-        <w:t xml:space="preserve">A)  3n = 21</w:t>
-      </w:r>
-      <w:r>
-        <w:rPr>
-          <w:i/>
-          <w:iCs/>
-          <w:color w:val="5F6F80"/>
-          <w:sz w:val="19"/>
-          <w:szCs w:val="19"/>
-        </w:rPr>
-        <w:t xml:space="preserve">  — 'Three times' means multiply by 3, so the equation is 3n = 21.</w:t>
-      </w:r>
-    </w:p>
-    <w:p>
-      <w:pPr>
-        <w:spacing w:after="80"/>
-      </w:pPr>
-      <w:r>
-        <w:rPr>
-          <w:b/>
-          <w:bCs/>
-          <w:sz w:val="21"/>
-          <w:szCs w:val="21"/>
-        </w:rPr>
-        <w:t xml:space="preserve">2.  </w:t>
-      </w:r>
-      <w:r>
-        <w:rPr>
-          <w:sz w:val="21"/>
-          <w:szCs w:val="21"/>
-        </w:rPr>
-        <w:t xml:space="preserve">A)  n / 4 = 8</w:t>
-      </w:r>
-      <w:r>
-        <w:rPr>
-          <w:i/>
-          <w:iCs/>
-          <w:color w:val="5F6F80"/>
-          <w:sz w:val="19"/>
-          <w:szCs w:val="19"/>
-        </w:rPr>
-        <w:t xml:space="preserve">  — 'Divided by 4' means division: n / 4 = 8.</w:t>
-      </w:r>
-    </w:p>
-    <w:p>
-      <w:pPr>
-        <w:spacing w:after="80"/>
-      </w:pPr>
-      <w:r>
-        <w:rPr>
-          <w:b/>
-          <w:bCs/>
-          <w:sz w:val="21"/>
-          <w:szCs w:val="21"/>
-        </w:rPr>
-        <w:t xml:space="preserve">3.  </w:t>
-      </w:r>
-      <w:r>
-        <w:rPr>
-          <w:sz w:val="21"/>
-          <w:szCs w:val="21"/>
-        </w:rPr>
-        <w:t xml:space="preserve">A)  f + 14 = 30</w:t>
-      </w:r>
-      <w:r>
-        <w:rPr>
-          <w:i/>
-          <w:iCs/>
-          <w:color w:val="5F6F80"/>
-          <w:sz w:val="19"/>
-          <w:szCs w:val="19"/>
-        </w:rPr>
-        <w:t xml:space="preserve">  — The detective's Monday fingerprints (f) plus 14 more equals 30: f + 14 = 30.</w:t>
-      </w:r>
-    </w:p>
-    <w:p>
-      <w:pPr>
-        <w:spacing w:after="80"/>
-      </w:pPr>
-      <w:r>
-        <w:rPr>
-          <w:b/>
-          <w:bCs/>
-          <w:sz w:val="21"/>
-          <w:szCs w:val="21"/>
-        </w:rPr>
-        <w:t xml:space="preserve">4.  </w:t>
-      </w:r>
-      <w:r>
-        <w:rPr>
-          <w:sz w:val="21"/>
-          <w:szCs w:val="21"/>
-        </w:rPr>
-        <w:t xml:space="preserve">A)  s + 7 = 22</w:t>
-      </w:r>
-      <w:r>
-        <w:rPr>
-          <w:i/>
-          <w:iCs/>
-          <w:color w:val="5F6F80"/>
-          <w:sz w:val="19"/>
-          <w:szCs w:val="19"/>
-        </w:rPr>
-        <w:t xml:space="preserve">  — Let s be the number of suspects. 'Plus 7 more' means + 7 and 'is 22' means = 22, so s + 7 = 22.</w:t>
-      </w:r>
-    </w:p>
-    <w:p>
-      <w:pPr>
-        <w:pStyle w:val="Heading2"/>
-        <w:spacing w:after="80" w:before="180"/>
-      </w:pPr>
-      <w:r>
-        <w:rPr>
-          <w:b/>
-          <w:bCs/>
-          <w:color w:val="12355B"/>
-          <w:sz w:val="24"/>
-          <w:szCs w:val="24"/>
-        </w:rPr>
-        <w:t xml:space="preserve">Exit Ticket</w:t>
-      </w:r>
-    </w:p>
-    <w:p>
-      <w:pPr>
-        <w:spacing w:after="80"/>
-      </w:pPr>
-      <w:r>
-        <w:rPr>
-          <w:sz w:val="21"/>
-          <w:szCs w:val="21"/>
-        </w:rPr>
-        <w:t xml:space="preserve">A)  n / 6 = 9</w:t>
-      </w:r>
-      <w:r>
-        <w:rPr>
-          <w:i/>
-          <w:iCs/>
-          <w:color w:val="5F6F80"/>
-          <w:sz w:val="19"/>
-          <w:szCs w:val="19"/>
-        </w:rPr>
-        <w:t xml:space="preserve">  — 'Divided by 6' means division: n / 6 = 9. Check: 54 / 6 = 9 ✓</w:t>
       </w:r>
     </w:p>
     <w:sectPr>

--- a/lessons/7-1-flagship/downloads/7-1-flagship-notes.docx
+++ b/lessons/7-1-flagship/downloads/7-1-flagship-notes.docx
@@ -14,7 +14,7 @@
           <w:sz w:val="18"/>
           <w:szCs w:val="18"/>
         </w:rPr>
-        <w:t xml:space="preserve">UNIT 7  ·  LESSON 1      STANDARD 6.EE.6</w:t>
+        <w:t xml:space="preserve">UNIT 7  ·  LESSON 1      STANDARD 6.AT.8</w:t>
       </w:r>
     </w:p>
     <w:p>
@@ -2179,6 +2179,32 @@
     </w:p>
     <w:p>
       <w:pPr>
+        <w:pStyle w:val="Heading2"/>
+        <w:spacing w:after="80" w:before="180"/>
+      </w:pPr>
+      <w:r>
+        <w:rPr>
+          <w:b/>
+          <w:bCs/>
+          <w:color w:val="12355B"/>
+          <w:sz w:val="24"/>
+          <w:szCs w:val="24"/>
+        </w:rPr>
+        <w:t xml:space="preserve">Level 1 Support</w:t>
+      </w:r>
+      <w:r>
+        <w:rPr>
+          <w:i/>
+          <w:iCs/>
+          <w:color w:val="1FA6A2"/>
+          <w:sz w:val="19"/>
+          <w:szCs w:val="19"/>
+        </w:rPr>
+        <w:t xml:space="preserve">   extra scaffolding</w:t>
+      </w:r>
+    </w:p>
+    <w:p>
+      <w:pPr>
         <w:keepNext/>
         <w:spacing w:after="60" w:before="160"/>
       </w:pPr>
@@ -2439,6 +2465,32 @@
     </w:tbl>
     <w:p>
       <w:pPr>
+        <w:pStyle w:val="Heading2"/>
+        <w:spacing w:after="80" w:before="180"/>
+      </w:pPr>
+      <w:r>
+        <w:rPr>
+          <w:b/>
+          <w:bCs/>
+          <w:color w:val="12355B"/>
+          <w:sz w:val="24"/>
+          <w:szCs w:val="24"/>
+        </w:rPr>
+        <w:t xml:space="preserve">On Level</w:t>
+      </w:r>
+      <w:r>
+        <w:rPr>
+          <w:i/>
+          <w:iCs/>
+          <w:color w:val="12355B"/>
+          <w:sz w:val="19"/>
+          <w:szCs w:val="19"/>
+        </w:rPr>
+        <w:t xml:space="preserve">   grade-level practice</w:t>
+      </w:r>
+    </w:p>
+    <w:p>
+      <w:pPr>
         <w:keepNext/>
         <w:spacing w:after="60" w:before="160"/>
       </w:pPr>
@@ -2512,136 +2564,6 @@
           <w:szCs w:val="20"/>
         </w:rPr>
         <w:t xml:space="preserve">D)  f / 14 = 30</w:t>
-      </w:r>
-    </w:p>
-    <w:p>
-      <w:pPr>
-        <w:spacing w:after="20"/>
-      </w:pPr>
-      <w:r>
-        <w:t xml:space="preserve"/>
-      </w:r>
-    </w:p>
-    <w:tbl>
-      <w:tblPr>
-        <w:tblW w:type="pct" w:w="100%"/>
-        <w:tblBorders>
-          <w:top w:val="single" w:color="C7D2DD" w:sz="6"/>
-          <w:left w:val="single" w:color="C7D2DD" w:sz="6"/>
-          <w:bottom w:val="single" w:color="C7D2DD" w:sz="6"/>
-          <w:right w:val="single" w:color="C7D2DD" w:sz="6"/>
-          <w:insideH w:val="single" w:color="auto" w:sz="4"/>
-          <w:insideV w:val="single" w:color="auto" w:sz="4"/>
-        </w:tblBorders>
-      </w:tblPr>
-      <w:tblGrid>
-        <w:gridCol w:w="100"/>
-      </w:tblGrid>
-      <w:tr>
-        <w:tc>
-          <w:tcPr>
-            <w:shd w:fill="FBF3E2" w:color="auto" w:val="clear"/>
-            <w:tcMar>
-              <w:top w:type="dxa" w:w="60"/>
-              <w:left w:type="dxa" w:w="120"/>
-              <w:bottom w:type="dxa" w:w="60"/>
-              <w:right w:type="dxa" w:w="120"/>
-            </w:tcMar>
-          </w:tcPr>
-          <w:p>
-            <w:pPr>
-              <w:spacing w:after="0" w:line="320"/>
-            </w:pPr>
-            <w:r>
-              <w:t xml:space="preserve"/>
-            </w:r>
-          </w:p>
-          <w:p>
-            <w:pPr>
-              <w:spacing w:after="0" w:line="320"/>
-            </w:pPr>
-            <w:r>
-              <w:t xml:space="preserve"/>
-            </w:r>
-          </w:p>
-        </w:tc>
-      </w:tr>
-    </w:tbl>
-    <w:p>
-      <w:pPr>
-        <w:keepNext/>
-        <w:spacing w:after="60" w:before="160"/>
-      </w:pPr>
-      <w:r>
-        <w:rPr>
-          <w:b/>
-          <w:bCs/>
-          <w:color w:val="12355B"/>
-          <w:sz w:val="22"/>
-          <w:szCs w:val="22"/>
-        </w:rPr>
-        <w:t xml:space="preserve">4.  </w:t>
-      </w:r>
-      <w:r>
-        <w:rPr>
-          <w:b/>
-          <w:bCs/>
-          <w:sz w:val="21"/>
-          <w:szCs w:val="21"/>
-        </w:rPr>
-        <w:t xml:space="preserve">Witness statement: 'The number of suspects, plus 7 more, is 22.' Which equation models this clue?</w:t>
-      </w:r>
-    </w:p>
-    <w:p>
-      <w:pPr>
-        <w:spacing w:after="40"/>
-        <w:ind w:left="420"/>
-      </w:pPr>
-      <w:r>
-        <w:rPr>
-          <w:sz w:val="20"/>
-          <w:szCs w:val="20"/>
-        </w:rPr>
-        <w:t xml:space="preserve">A)  s + 7 = 22</w:t>
-      </w:r>
-    </w:p>
-    <w:p>
-      <w:pPr>
-        <w:spacing w:after="40"/>
-        <w:ind w:left="420"/>
-      </w:pPr>
-      <w:r>
-        <w:rPr>
-          <w:sz w:val="20"/>
-          <w:szCs w:val="20"/>
-        </w:rPr>
-        <w:t xml:space="preserve">B)  s − 7 = 22</w:t>
-      </w:r>
-    </w:p>
-    <w:p>
-      <w:pPr>
-        <w:spacing w:after="40"/>
-        <w:ind w:left="420"/>
-      </w:pPr>
-      <w:r>
-        <w:rPr>
-          <w:sz w:val="20"/>
-          <w:szCs w:val="20"/>
-        </w:rPr>
-        <w:t xml:space="preserve">C)  7s = 22</w:t>
-      </w:r>
-    </w:p>
-    <w:p>
-      <w:pPr>
-        <w:spacing w:after="40"/>
-        <w:ind w:left="420"/>
-      </w:pPr>
-      <w:r>
-        <w:rPr>
-          <w:sz w:val="20"/>
-          <w:szCs w:val="20"/>
-        </w:rPr>
-        <w:t xml:space="preserve">D)  s / 7 = 22</w:t>
       </w:r>
     </w:p>
     <w:p>

--- a/lessons/7-1-flagship/downloads/7-1-flagship-notes.docx
+++ b/lessons/7-1-flagship/downloads/7-1-flagship-notes.docx
@@ -1052,6 +1052,1259 @@
           <w:szCs w:val="22"/>
         </w:rPr>
         <w:t xml:space="preserve">A group of numbers and variables with no equal sign is an ___.</w:t>
+      </w:r>
+    </w:p>
+    <w:p>
+      <w:pPr>
+        <w:pStyle w:val="Heading1"/>
+        <w:pageBreakBefore/>
+        <w:pBdr>
+          <w:bottom w:val="single" w:color="1FA6A2" w:sz="14" w:space="6"/>
+        </w:pBdr>
+        <w:spacing w:after="140" w:before="0"/>
+      </w:pPr>
+      <w:r>
+        <w:rPr>
+          <w:b/>
+          <w:bCs/>
+          <w:color w:val="12355B"/>
+          <w:sz w:val="30"/>
+          <w:szCs w:val="30"/>
+        </w:rPr>
+        <w:t xml:space="preserve">Write About the Math</w:t>
+      </w:r>
+    </w:p>
+    <w:p>
+      <w:pPr>
+        <w:spacing w:after="100"/>
+      </w:pPr>
+      <w:r>
+        <w:rPr>
+          <w:i/>
+          <w:iCs/>
+          <w:color w:val="5F6F80"/>
+          <w:sz w:val="19"/>
+          <w:szCs w:val="19"/>
+        </w:rPr>
+        <w:t xml:space="preserve">Use the support level you need. Every level answers the same math question.</w:t>
+      </w:r>
+    </w:p>
+    <w:p>
+      <w:pPr>
+        <w:pStyle w:val="Heading2"/>
+        <w:spacing w:after="80" w:before="180"/>
+      </w:pPr>
+      <w:r>
+        <w:rPr>
+          <w:b/>
+          <w:bCs/>
+          <w:color w:val="12355B"/>
+          <w:sz w:val="24"/>
+          <w:szCs w:val="24"/>
+        </w:rPr>
+        <w:t xml:space="preserve">1. Understand the Question</w:t>
+      </w:r>
+      <w:r>
+        <w:rPr>
+          <w:i/>
+          <w:iCs/>
+          <w:color w:val="B97A12"/>
+          <w:sz w:val="19"/>
+          <w:szCs w:val="19"/>
+        </w:rPr>
+        <w:t xml:space="preserve">   explain</w:t>
+      </w:r>
+    </w:p>
+    <w:tbl>
+      <w:tblPr>
+        <w:tblW w:type="pct" w:w="100%"/>
+        <w:tblBorders>
+          <w:top w:val="single" w:color="1FA6A2" w:sz="8"/>
+          <w:left w:val="single" w:color="1FA6A2" w:sz="8"/>
+          <w:bottom w:val="single" w:color="1FA6A2" w:sz="8"/>
+          <w:right w:val="single" w:color="1FA6A2" w:sz="8"/>
+          <w:insideH w:val="single" w:color="auto" w:sz="4"/>
+          <w:insideV w:val="single" w:color="auto" w:sz="4"/>
+        </w:tblBorders>
+      </w:tblPr>
+      <w:tblGrid>
+        <w:gridCol w:w="100"/>
+      </w:tblGrid>
+      <w:tr>
+        <w:tc>
+          <w:tcPr>
+            <w:shd w:fill="E6F4F3" w:color="auto" w:val="clear"/>
+            <w:tcMar>
+              <w:top w:type="dxa" w:w="120"/>
+              <w:left w:type="dxa" w:w="180"/>
+              <w:bottom w:type="dxa" w:w="120"/>
+              <w:right w:type="dxa" w:w="180"/>
+            </w:tcMar>
+          </w:tcPr>
+          <w:p>
+            <w:pPr>
+              <w:spacing w:after="60"/>
+            </w:pPr>
+            <w:r>
+              <w:rPr>
+                <w:color w:val="1A2733"/>
+                <w:sz w:val="21"/>
+                <w:szCs w:val="21"/>
+              </w:rPr>
+              <w:t xml:space="preserve">On the balance scale you put n + 8 on one side and 20 on the other. How did you decide what belongs on each side of the equal sign?</w:t>
+            </w:r>
+          </w:p>
+          <w:p>
+            <w:pPr>
+              <w:spacing w:after="0"/>
+            </w:pPr>
+            <w:r>
+              <w:rPr>
+                <w:b/>
+                <w:bCs/>
+                <w:color w:val="12355B"/>
+                <w:sz w:val="20"/>
+                <w:szCs w:val="20"/>
+              </w:rPr>
+              <w:t xml:space="preserve">Your job:  </w:t>
+            </w:r>
+            <w:r>
+              <w:rPr>
+                <w:sz w:val="20"/>
+                <w:szCs w:val="20"/>
+              </w:rPr>
+              <w:t xml:space="preserve">Answer the question. Use math evidence. Explain how the evidence proves your answer.</w:t>
+            </w:r>
+            <w:r>
+              <w:rPr>
+                <w:i/>
+                <w:iCs/>
+                <w:color w:val="5F6F80"/>
+                <w:sz w:val="18"/>
+                <w:szCs w:val="18"/>
+              </w:rPr>
+              <w:br/>
+              <w:t xml:space="preserve">Responde la pregunta. Usa evidencia matemática. Explica cómo la evidencia demuestra tu respuesta.</w:t>
+            </w:r>
+          </w:p>
+        </w:tc>
+      </w:tr>
+    </w:tbl>
+    <w:p>
+      <w:pPr>
+        <w:pStyle w:val="Heading2"/>
+        <w:spacing w:after="80" w:before="180"/>
+      </w:pPr>
+      <w:r>
+        <w:rPr>
+          <w:b/>
+          <w:bCs/>
+          <w:color w:val="12355B"/>
+          <w:sz w:val="24"/>
+          <w:szCs w:val="24"/>
+        </w:rPr>
+        <w:t xml:space="preserve">2. Plan Your Math Words</w:t>
+      </w:r>
+      <w:r>
+        <w:rPr>
+          <w:i/>
+          <w:iCs/>
+          <w:color w:val="1FA6A2"/>
+          <w:sz w:val="19"/>
+          <w:szCs w:val="19"/>
+        </w:rPr>
+        <w:t xml:space="preserve">   check at least two</w:t>
+      </w:r>
+    </w:p>
+    <w:p>
+      <w:pPr>
+        <w:spacing w:after="60"/>
+      </w:pPr>
+      <w:r>
+        <w:rPr>
+          <w:b/>
+          <w:bCs/>
+          <w:color w:val="1FA6A2"/>
+          <w:sz w:val="22"/>
+          <w:szCs w:val="22"/>
+        </w:rPr>
+        <w:t xml:space="preserve">☐  </w:t>
+      </w:r>
+      <w:r>
+        <w:rPr>
+          <w:b/>
+          <w:bCs/>
+          <w:color w:val="12355B"/>
+          <w:sz w:val="20"/>
+          <w:szCs w:val="20"/>
+        </w:rPr>
+        <w:t xml:space="preserve">Equation — </w:t>
+      </w:r>
+      <w:r>
+        <w:rPr>
+          <w:sz w:val="20"/>
+          <w:szCs w:val="20"/>
+        </w:rPr>
+        <w:t xml:space="preserve">A math sentence with an equal sign showing both sides are the same.</w:t>
+      </w:r>
+      <w:r>
+        <w:rPr>
+          <w:i/>
+          <w:iCs/>
+          <w:color w:val="5F6F80"/>
+          <w:sz w:val="18"/>
+          <w:szCs w:val="18"/>
+        </w:rPr>
+        <w:br/>
+        <w:t xml:space="preserve">Ecuación — Una oración matemática con un signo igual que muestra que ambos lados son iguales.</w:t>
+      </w:r>
+    </w:p>
+    <w:p>
+      <w:pPr>
+        <w:spacing w:after="60"/>
+      </w:pPr>
+      <w:r>
+        <w:rPr>
+          <w:b/>
+          <w:bCs/>
+          <w:color w:val="1FA6A2"/>
+          <w:sz w:val="22"/>
+          <w:szCs w:val="22"/>
+        </w:rPr>
+        <w:t xml:space="preserve">☐  </w:t>
+      </w:r>
+      <w:r>
+        <w:rPr>
+          <w:b/>
+          <w:bCs/>
+          <w:color w:val="12355B"/>
+          <w:sz w:val="20"/>
+          <w:szCs w:val="20"/>
+        </w:rPr>
+        <w:t xml:space="preserve">Variable — </w:t>
+      </w:r>
+      <w:r>
+        <w:rPr>
+          <w:sz w:val="20"/>
+          <w:szCs w:val="20"/>
+        </w:rPr>
+        <w:t xml:space="preserve">A letter that stands for an unknown number.</w:t>
+      </w:r>
+      <w:r>
+        <w:rPr>
+          <w:i/>
+          <w:iCs/>
+          <w:color w:val="5F6F80"/>
+          <w:sz w:val="18"/>
+          <w:szCs w:val="18"/>
+        </w:rPr>
+        <w:br/>
+        <w:t xml:space="preserve">Variable — Una letra que representa un número desconocido.</w:t>
+      </w:r>
+    </w:p>
+    <w:p>
+      <w:pPr>
+        <w:spacing w:after="60"/>
+      </w:pPr>
+      <w:r>
+        <w:rPr>
+          <w:b/>
+          <w:bCs/>
+          <w:color w:val="1FA6A2"/>
+          <w:sz w:val="22"/>
+          <w:szCs w:val="22"/>
+        </w:rPr>
+        <w:t xml:space="preserve">☐  </w:t>
+      </w:r>
+      <w:r>
+        <w:rPr>
+          <w:b/>
+          <w:bCs/>
+          <w:color w:val="12355B"/>
+          <w:sz w:val="20"/>
+          <w:szCs w:val="20"/>
+        </w:rPr>
+        <w:t xml:space="preserve">Equal sign — </w:t>
+      </w:r>
+      <w:r>
+        <w:rPr>
+          <w:sz w:val="20"/>
+          <w:szCs w:val="20"/>
+        </w:rPr>
+        <w:t xml:space="preserve">The = sign, showing both sides are the same.</w:t>
+      </w:r>
+      <w:r>
+        <w:rPr>
+          <w:i/>
+          <w:iCs/>
+          <w:color w:val="5F6F80"/>
+          <w:sz w:val="18"/>
+          <w:szCs w:val="18"/>
+        </w:rPr>
+        <w:br/>
+        <w:t xml:space="preserve">Signo igual — El signo =, que muestra que ambos lados son iguales.</w:t>
+      </w:r>
+    </w:p>
+    <w:p>
+      <w:pPr>
+        <w:spacing w:after="60"/>
+      </w:pPr>
+      <w:r>
+        <w:rPr>
+          <w:b/>
+          <w:bCs/>
+          <w:color w:val="1FA6A2"/>
+          <w:sz w:val="22"/>
+          <w:szCs w:val="22"/>
+        </w:rPr>
+        <w:t xml:space="preserve">☐  </w:t>
+      </w:r>
+      <w:r>
+        <w:rPr>
+          <w:b/>
+          <w:bCs/>
+          <w:color w:val="12355B"/>
+          <w:sz w:val="20"/>
+          <w:szCs w:val="20"/>
+        </w:rPr>
+        <w:t xml:space="preserve">Expression — </w:t>
+      </w:r>
+      <w:r>
+        <w:rPr>
+          <w:sz w:val="20"/>
+          <w:szCs w:val="20"/>
+        </w:rPr>
+        <w:t xml:space="preserve">A math phrase with numbers and letters, but no equal sign.</w:t>
+      </w:r>
+      <w:r>
+        <w:rPr>
+          <w:i/>
+          <w:iCs/>
+          <w:color w:val="5F6F80"/>
+          <w:sz w:val="18"/>
+          <w:szCs w:val="18"/>
+        </w:rPr>
+        <w:br/>
+        <w:t xml:space="preserve">Expresión — Una frase matemática con números y letras, pero sin signo igual.</w:t>
+      </w:r>
+    </w:p>
+    <w:tbl>
+      <w:tblPr>
+        <w:tblW w:type="pct" w:w="100%"/>
+        <w:tblBorders>
+          <w:top w:val="single" w:color="1FA6A2" w:sz="8"/>
+          <w:left w:val="single" w:color="1FA6A2" w:sz="8"/>
+          <w:bottom w:val="single" w:color="1FA6A2" w:sz="8"/>
+          <w:right w:val="single" w:color="1FA6A2" w:sz="8"/>
+          <w:insideH w:val="single" w:color="auto" w:sz="4"/>
+          <w:insideV w:val="single" w:color="auto" w:sz="4"/>
+        </w:tblBorders>
+      </w:tblPr>
+      <w:tblGrid>
+        <w:gridCol w:w="100"/>
+      </w:tblGrid>
+      <w:tr>
+        <w:tc>
+          <w:tcPr>
+            <w:shd w:fill="F7FFFD" w:color="auto" w:val="clear"/>
+            <w:tcMar>
+              <w:top w:type="dxa" w:w="120"/>
+              <w:left w:type="dxa" w:w="180"/>
+              <w:bottom w:type="dxa" w:w="120"/>
+              <w:right w:type="dxa" w:w="180"/>
+            </w:tcMar>
+          </w:tcPr>
+          <w:p>
+            <w:pPr>
+              <w:spacing w:after="50"/>
+            </w:pPr>
+            <w:r>
+              <w:rPr>
+                <w:b/>
+                <w:bCs/>
+                <w:color w:val="1FA6A2"/>
+                <w:sz w:val="20"/>
+                <w:szCs w:val="20"/>
+              </w:rPr>
+              <w:t xml:space="preserve">Say it first:  </w:t>
+            </w:r>
+            <w:r>
+              <w:rPr>
+                <w:sz w:val="20"/>
+                <w:szCs w:val="20"/>
+              </w:rPr>
+              <w:t xml:space="preserve">Say your idea to a partner or quietly to yourself before you write.</w:t>
+            </w:r>
+          </w:p>
+          <w:p>
+            <w:pPr>
+              <w:spacing w:after="60"/>
+            </w:pPr>
+            <w:r>
+              <w:rPr>
+                <w:color w:val="1A2733"/>
+                <w:sz w:val="21"/>
+                <w:szCs w:val="21"/>
+              </w:rPr>
+              <w:t xml:space="preserve">I put ___ on the left side because ___.</w:t>
+            </w:r>
+            <w:r>
+              <w:rPr>
+                <w:i/>
+                <w:iCs/>
+                <w:color w:val="5F6F80"/>
+                <w:sz w:val="19"/>
+                <w:szCs w:val="19"/>
+              </w:rPr>
+              <w:br/>
+              <w:t xml:space="preserve">Puse ___ en el lado izquierdo porque ___.</w:t>
+            </w:r>
+          </w:p>
+        </w:tc>
+      </w:tr>
+    </w:tbl>
+    <w:p>
+      <w:pPr>
+        <w:pStyle w:val="Heading2"/>
+        <w:spacing w:after="80" w:before="180"/>
+      </w:pPr>
+      <w:r>
+        <w:rPr>
+          <w:b/>
+          <w:bCs/>
+          <w:color w:val="12355B"/>
+          <w:sz w:val="24"/>
+          <w:szCs w:val="24"/>
+        </w:rPr>
+        <w:t xml:space="preserve">3. Build Your Explanation</w:t>
+      </w:r>
+      <w:r>
+        <w:rPr>
+          <w:i/>
+          <w:iCs/>
+          <w:color w:val="B97A12"/>
+          <w:sz w:val="19"/>
+          <w:szCs w:val="19"/>
+        </w:rPr>
+        <w:t xml:space="preserve">   choose your support</w:t>
+      </w:r>
+    </w:p>
+    <w:tbl>
+      <w:tblPr>
+        <w:tblW w:type="pct" w:w="100%"/>
+        <w:tblBorders>
+          <w:top w:val="single" w:color="BBD0DE" w:sz="8"/>
+          <w:left w:val="single" w:color="BBD0DE" w:sz="8"/>
+          <w:bottom w:val="single" w:color="BBD0DE" w:sz="8"/>
+          <w:right w:val="single" w:color="BBD0DE" w:sz="8"/>
+          <w:insideH w:val="single" w:color="auto" w:sz="4"/>
+          <w:insideV w:val="single" w:color="auto" w:sz="4"/>
+        </w:tblBorders>
+      </w:tblPr>
+      <w:tblGrid>
+        <w:gridCol w:w="100"/>
+      </w:tblGrid>
+      <w:tr>
+        <w:tc>
+          <w:tcPr>
+            <w:shd w:fill="EEF4F8" w:color="auto" w:val="clear"/>
+            <w:tcMar>
+              <w:top w:type="dxa" w:w="120"/>
+              <w:left w:type="dxa" w:w="180"/>
+              <w:bottom w:type="dxa" w:w="120"/>
+              <w:right w:type="dxa" w:w="180"/>
+            </w:tcMar>
+          </w:tcPr>
+          <w:p>
+            <w:pPr>
+              <w:spacing w:after="50"/>
+            </w:pPr>
+            <w:r>
+              <w:rPr>
+                <w:i/>
+                <w:iCs/>
+                <w:color w:val="5F6F80"/>
+                <w:sz w:val="19"/>
+                <w:szCs w:val="19"/>
+              </w:rPr>
+              <w:t xml:space="preserve">This model shows the parts of an explanation. It does not answer your writing question.</w:t>
+            </w:r>
+          </w:p>
+          <w:p>
+            <w:pPr>
+              <w:spacing w:after="80"/>
+            </w:pPr>
+            <w:r>
+              <w:rPr>
+                <w:b/>
+                <w:bCs/>
+                <w:color w:val="12355B"/>
+                <w:sz w:val="19"/>
+                <w:szCs w:val="19"/>
+              </w:rPr>
+              <w:t xml:space="preserve">Claim:  </w:t>
+            </w:r>
+            <w:r>
+              <w:rPr>
+                <w:sz w:val="19"/>
+                <w:szCs w:val="19"/>
+              </w:rPr>
+              <w:t xml:space="preserve">I let a variable stand for the unknown number of gems.</w:t>
+            </w:r>
+          </w:p>
+          <w:p>
+            <w:pPr>
+              <w:spacing w:after="80"/>
+            </w:pPr>
+            <w:r>
+              <w:rPr>
+                <w:b/>
+                <w:bCs/>
+                <w:color w:val="12355B"/>
+                <w:sz w:val="19"/>
+                <w:szCs w:val="19"/>
+              </w:rPr>
+              <w:t xml:space="preserve">Evidence:  </w:t>
+            </w:r>
+            <w:r>
+              <w:rPr>
+                <w:sz w:val="19"/>
+                <w:szCs w:val="19"/>
+              </w:rPr>
+              <w:t xml:space="preserve">Students choose a variable (such as n) for the unknown gems, build n + 8 = 20, and connect 'plus 8 more' to + 8 and 'equals 20 total' to = 20.</w:t>
+            </w:r>
+          </w:p>
+          <w:p>
+            <w:pPr>
+              <w:spacing w:after="80"/>
+            </w:pPr>
+            <w:r>
+              <w:rPr>
+                <w:b/>
+                <w:bCs/>
+                <w:color w:val="12355B"/>
+                <w:sz w:val="19"/>
+                <w:szCs w:val="19"/>
+              </w:rPr>
+              <w:t xml:space="preserve">Reasoning:  </w:t>
+            </w:r>
+            <w:r>
+              <w:rPr>
+                <w:sz w:val="19"/>
+                <w:szCs w:val="19"/>
+              </w:rPr>
+              <w:t xml:space="preserve">This evidence connects the definition of equation to the mathematical claim.</w:t>
+            </w:r>
+          </w:p>
+        </w:tc>
+      </w:tr>
+    </w:tbl>
+    <w:p>
+      <w:pPr>
+        <w:pStyle w:val="Heading2"/>
+        <w:spacing w:after="80" w:before="180"/>
+      </w:pPr>
+      <w:r>
+        <w:rPr>
+          <w:b/>
+          <w:bCs/>
+          <w:color w:val="12355B"/>
+          <w:sz w:val="24"/>
+          <w:szCs w:val="24"/>
+        </w:rPr>
+        <w:t xml:space="preserve">Start</w:t>
+      </w:r>
+      <w:r>
+        <w:rPr>
+          <w:i/>
+          <w:iCs/>
+          <w:color w:val="1FA6A2"/>
+          <w:sz w:val="19"/>
+          <w:szCs w:val="19"/>
+        </w:rPr>
+        <w:t xml:space="preserve">   Most language support</w:t>
+      </w:r>
+    </w:p>
+    <w:p>
+      <w:pPr>
+        <w:spacing w:after="60"/>
+      </w:pPr>
+      <w:r>
+        <w:rPr>
+          <w:color w:val="1A2733"/>
+          <w:sz w:val="21"/>
+          <w:szCs w:val="21"/>
+        </w:rPr>
+        <w:t xml:space="preserve">Complete the frames. Use the word bank.</w:t>
+      </w:r>
+      <w:r>
+        <w:rPr>
+          <w:i/>
+          <w:iCs/>
+          <w:color w:val="5F6F80"/>
+          <w:sz w:val="19"/>
+          <w:szCs w:val="19"/>
+        </w:rPr>
+        <w:br/>
+        <w:t xml:space="preserve">Completa las oraciones. Usa el banco de palabras.</w:t>
+      </w:r>
+    </w:p>
+    <w:p>
+      <w:pPr>
+        <w:spacing w:after="60"/>
+      </w:pPr>
+      <w:r>
+        <w:rPr>
+          <w:color w:val="1A2733"/>
+          <w:sz w:val="21"/>
+          <w:szCs w:val="21"/>
+        </w:rPr>
+        <w:t xml:space="preserve">I put ___ on the left side because ___.</w:t>
+      </w:r>
+      <w:r>
+        <w:rPr>
+          <w:i/>
+          <w:iCs/>
+          <w:color w:val="5F6F80"/>
+          <w:sz w:val="19"/>
+          <w:szCs w:val="19"/>
+        </w:rPr>
+        <w:br/>
+        <w:t xml:space="preserve">Puse ___ en el lado izquierdo porque ___.</w:t>
+      </w:r>
+    </w:p>
+    <w:p>
+      <w:pPr>
+        <w:spacing w:after="60"/>
+      </w:pPr>
+      <w:r>
+        <w:rPr>
+          <w:color w:val="1A2733"/>
+          <w:sz w:val="21"/>
+          <w:szCs w:val="21"/>
+        </w:rPr>
+        <w:t xml:space="preserve">The equal sign means both sides are ___.</w:t>
+      </w:r>
+      <w:r>
+        <w:rPr>
+          <w:i/>
+          <w:iCs/>
+          <w:color w:val="5F6F80"/>
+          <w:sz w:val="19"/>
+          <w:szCs w:val="19"/>
+        </w:rPr>
+        <w:br/>
+        <w:t xml:space="preserve">El signo igual significa que ambos lados son ___.</w:t>
+      </w:r>
+    </w:p>
+    <w:tbl>
+      <w:tblPr>
+        <w:tblW w:type="pct" w:w="100%"/>
+        <w:tblBorders>
+          <w:top w:val="single" w:color="C7D2DD" w:sz="6"/>
+          <w:left w:val="single" w:color="C7D2DD" w:sz="6"/>
+          <w:bottom w:val="single" w:color="C7D2DD" w:sz="6"/>
+          <w:right w:val="single" w:color="C7D2DD" w:sz="6"/>
+          <w:insideH w:val="single" w:color="auto" w:sz="4"/>
+          <w:insideV w:val="single" w:color="auto" w:sz="4"/>
+        </w:tblBorders>
+      </w:tblPr>
+      <w:tblGrid>
+        <w:gridCol w:w="100"/>
+      </w:tblGrid>
+      <w:tr>
+        <w:tc>
+          <w:tcPr>
+            <w:shd w:fill="FBF3E2" w:color="auto" w:val="clear"/>
+            <w:tcMar>
+              <w:top w:type="dxa" w:w="60"/>
+              <w:left w:type="dxa" w:w="120"/>
+              <w:bottom w:type="dxa" w:w="60"/>
+              <w:right w:type="dxa" w:w="120"/>
+            </w:tcMar>
+          </w:tcPr>
+          <w:p>
+            <w:pPr>
+              <w:spacing w:after="0" w:line="320"/>
+            </w:pPr>
+            <w:r>
+              <w:t xml:space="preserve"/>
+            </w:r>
+          </w:p>
+          <w:p>
+            <w:pPr>
+              <w:spacing w:after="0" w:line="320"/>
+            </w:pPr>
+            <w:r>
+              <w:t xml:space="preserve"/>
+            </w:r>
+          </w:p>
+          <w:p>
+            <w:pPr>
+              <w:spacing w:after="0" w:line="320"/>
+            </w:pPr>
+            <w:r>
+              <w:t xml:space="preserve"/>
+            </w:r>
+          </w:p>
+        </w:tc>
+      </w:tr>
+    </w:tbl>
+    <w:p>
+      <w:pPr>
+        <w:pStyle w:val="Heading2"/>
+        <w:spacing w:after="80" w:before="180"/>
+      </w:pPr>
+      <w:r>
+        <w:rPr>
+          <w:b/>
+          <w:bCs/>
+          <w:color w:val="12355B"/>
+          <w:sz w:val="24"/>
+          <w:szCs w:val="24"/>
+        </w:rPr>
+        <w:t xml:space="preserve">Build</w:t>
+      </w:r>
+      <w:r>
+        <w:rPr>
+          <w:i/>
+          <w:iCs/>
+          <w:color w:val="B97A12"/>
+          <w:sz w:val="19"/>
+          <w:szCs w:val="19"/>
+        </w:rPr>
+        <w:t xml:space="preserve">   Some language support</w:t>
+      </w:r>
+    </w:p>
+    <w:p>
+      <w:pPr>
+        <w:spacing w:after="60"/>
+      </w:pPr>
+      <w:r>
+        <w:rPr>
+          <w:color w:val="1A2733"/>
+          <w:sz w:val="21"/>
+          <w:szCs w:val="21"/>
+        </w:rPr>
+        <w:t xml:space="preserve">Write two connected sentences. Use because, so, or but.</w:t>
+      </w:r>
+      <w:r>
+        <w:rPr>
+          <w:i/>
+          <w:iCs/>
+          <w:color w:val="5F6F80"/>
+          <w:sz w:val="19"/>
+          <w:szCs w:val="19"/>
+        </w:rPr>
+        <w:br/>
+        <w:t xml:space="preserve">Escribe dos oraciones conectadas. Usa porque, entonces o pero.</w:t>
+      </w:r>
+    </w:p>
+    <w:p>
+      <w:pPr>
+        <w:spacing w:after="60"/>
+      </w:pPr>
+      <w:r>
+        <w:rPr>
+          <w:color w:val="1A2733"/>
+          <w:sz w:val="21"/>
+          <w:szCs w:val="21"/>
+        </w:rPr>
+        <w:t xml:space="preserve">My claim is ___.</w:t>
+      </w:r>
+      <w:r>
+        <w:rPr>
+          <w:i/>
+          <w:iCs/>
+          <w:color w:val="5F6F80"/>
+          <w:sz w:val="19"/>
+          <w:szCs w:val="19"/>
+        </w:rPr>
+        <w:br/>
+        <w:t xml:space="preserve">Mi afirmación es ___.</w:t>
+      </w:r>
+    </w:p>
+    <w:p>
+      <w:pPr>
+        <w:spacing w:after="60"/>
+      </w:pPr>
+      <w:r>
+        <w:rPr>
+          <w:color w:val="1A2733"/>
+          <w:sz w:val="21"/>
+          <w:szCs w:val="21"/>
+        </w:rPr>
+        <w:t xml:space="preserve">I know because ___.</w:t>
+      </w:r>
+      <w:r>
+        <w:rPr>
+          <w:i/>
+          <w:iCs/>
+          <w:color w:val="5F6F80"/>
+          <w:sz w:val="19"/>
+          <w:szCs w:val="19"/>
+        </w:rPr>
+        <w:br/>
+        <w:t xml:space="preserve">Lo sé porque ___.</w:t>
+      </w:r>
+    </w:p>
+    <w:p>
+      <w:pPr>
+        <w:spacing w:after="60"/>
+      </w:pPr>
+      <w:r>
+        <w:rPr>
+          <w:color w:val="1A2733"/>
+          <w:sz w:val="21"/>
+          <w:szCs w:val="21"/>
+        </w:rPr>
+        <w:t xml:space="preserve">So ___.</w:t>
+      </w:r>
+      <w:r>
+        <w:rPr>
+          <w:i/>
+          <w:iCs/>
+          <w:color w:val="5F6F80"/>
+          <w:sz w:val="19"/>
+          <w:szCs w:val="19"/>
+        </w:rPr>
+        <w:br/>
+        <w:t xml:space="preserve">Entonces ___.</w:t>
+      </w:r>
+    </w:p>
+    <w:tbl>
+      <w:tblPr>
+        <w:tblW w:type="pct" w:w="100%"/>
+        <w:tblBorders>
+          <w:top w:val="single" w:color="C7D2DD" w:sz="6"/>
+          <w:left w:val="single" w:color="C7D2DD" w:sz="6"/>
+          <w:bottom w:val="single" w:color="C7D2DD" w:sz="6"/>
+          <w:right w:val="single" w:color="C7D2DD" w:sz="6"/>
+          <w:insideH w:val="single" w:color="auto" w:sz="4"/>
+          <w:insideV w:val="single" w:color="auto" w:sz="4"/>
+        </w:tblBorders>
+      </w:tblPr>
+      <w:tblGrid>
+        <w:gridCol w:w="100"/>
+      </w:tblGrid>
+      <w:tr>
+        <w:tc>
+          <w:tcPr>
+            <w:shd w:fill="FBF3E2" w:color="auto" w:val="clear"/>
+            <w:tcMar>
+              <w:top w:type="dxa" w:w="60"/>
+              <w:left w:type="dxa" w:w="120"/>
+              <w:bottom w:type="dxa" w:w="60"/>
+              <w:right w:type="dxa" w:w="120"/>
+            </w:tcMar>
+          </w:tcPr>
+          <w:p>
+            <w:pPr>
+              <w:spacing w:after="0" w:line="320"/>
+            </w:pPr>
+            <w:r>
+              <w:t xml:space="preserve"/>
+            </w:r>
+          </w:p>
+          <w:p>
+            <w:pPr>
+              <w:spacing w:after="0" w:line="320"/>
+            </w:pPr>
+            <w:r>
+              <w:t xml:space="preserve"/>
+            </w:r>
+          </w:p>
+          <w:p>
+            <w:pPr>
+              <w:spacing w:after="0" w:line="320"/>
+            </w:pPr>
+            <w:r>
+              <w:t xml:space="preserve"/>
+            </w:r>
+          </w:p>
+        </w:tc>
+      </w:tr>
+    </w:tbl>
+    <w:p>
+      <w:pPr>
+        <w:pStyle w:val="Heading2"/>
+        <w:spacing w:after="80" w:before="180"/>
+      </w:pPr>
+      <w:r>
+        <w:rPr>
+          <w:b/>
+          <w:bCs/>
+          <w:color w:val="12355B"/>
+          <w:sz w:val="24"/>
+          <w:szCs w:val="24"/>
+        </w:rPr>
+        <w:t xml:space="preserve">Explain</w:t>
+      </w:r>
+      <w:r>
+        <w:rPr>
+          <w:i/>
+          <w:iCs/>
+          <w:color w:val="B97A12"/>
+          <w:sz w:val="19"/>
+          <w:szCs w:val="19"/>
+        </w:rPr>
+        <w:t xml:space="preserve">   Light language support</w:t>
+      </w:r>
+    </w:p>
+    <w:p>
+      <w:pPr>
+        <w:spacing w:after="60"/>
+      </w:pPr>
+      <w:r>
+        <w:rPr>
+          <w:color w:val="1A2733"/>
+          <w:sz w:val="21"/>
+          <w:szCs w:val="21"/>
+        </w:rPr>
+        <w:t xml:space="preserve">Write a claim, give math evidence, and explain your reasoning.</w:t>
+      </w:r>
+      <w:r>
+        <w:rPr>
+          <w:i/>
+          <w:iCs/>
+          <w:color w:val="5F6F80"/>
+          <w:sz w:val="19"/>
+          <w:szCs w:val="19"/>
+        </w:rPr>
+        <w:br/>
+        <w:t xml:space="preserve">Escribe una afirmación, da evidencia matemática y explica tu razonamiento.</w:t>
+      </w:r>
+    </w:p>
+    <w:p>
+      <w:pPr>
+        <w:spacing w:after="60"/>
+      </w:pPr>
+      <w:r>
+        <w:rPr>
+          <w:color w:val="1A2733"/>
+          <w:sz w:val="21"/>
+          <w:szCs w:val="21"/>
+        </w:rPr>
+        <w:t xml:space="preserve">My claim is ___.</w:t>
+      </w:r>
+      <w:r>
+        <w:rPr>
+          <w:i/>
+          <w:iCs/>
+          <w:color w:val="5F6F80"/>
+          <w:sz w:val="19"/>
+          <w:szCs w:val="19"/>
+        </w:rPr>
+        <w:br/>
+        <w:t xml:space="preserve">Mi afirmación es ___.</w:t>
+      </w:r>
+    </w:p>
+    <w:p>
+      <w:pPr>
+        <w:spacing w:after="60"/>
+      </w:pPr>
+      <w:r>
+        <w:rPr>
+          <w:color w:val="1A2733"/>
+          <w:sz w:val="21"/>
+          <w:szCs w:val="21"/>
+        </w:rPr>
+        <w:t xml:space="preserve">My math evidence is ___.</w:t>
+      </w:r>
+      <w:r>
+        <w:rPr>
+          <w:i/>
+          <w:iCs/>
+          <w:color w:val="5F6F80"/>
+          <w:sz w:val="19"/>
+          <w:szCs w:val="19"/>
+        </w:rPr>
+        <w:br/>
+        <w:t xml:space="preserve">Mi evidencia matemática es ___.</w:t>
+      </w:r>
+    </w:p>
+    <w:p>
+      <w:pPr>
+        <w:spacing w:after="60"/>
+      </w:pPr>
+      <w:r>
+        <w:rPr>
+          <w:color w:val="1A2733"/>
+          <w:sz w:val="21"/>
+          <w:szCs w:val="21"/>
+        </w:rPr>
+        <w:t xml:space="preserve">This proves ___ because ___.</w:t>
+      </w:r>
+      <w:r>
+        <w:rPr>
+          <w:i/>
+          <w:iCs/>
+          <w:color w:val="5F6F80"/>
+          <w:sz w:val="19"/>
+          <w:szCs w:val="19"/>
+        </w:rPr>
+        <w:br/>
+        <w:t xml:space="preserve">Esto demuestra ___ porque ___.</w:t>
+      </w:r>
+    </w:p>
+    <w:tbl>
+      <w:tblPr>
+        <w:tblW w:type="pct" w:w="100%"/>
+        <w:tblBorders>
+          <w:top w:val="single" w:color="C7D2DD" w:sz="6"/>
+          <w:left w:val="single" w:color="C7D2DD" w:sz="6"/>
+          <w:bottom w:val="single" w:color="C7D2DD" w:sz="6"/>
+          <w:right w:val="single" w:color="C7D2DD" w:sz="6"/>
+          <w:insideH w:val="single" w:color="auto" w:sz="4"/>
+          <w:insideV w:val="single" w:color="auto" w:sz="4"/>
+        </w:tblBorders>
+      </w:tblPr>
+      <w:tblGrid>
+        <w:gridCol w:w="100"/>
+      </w:tblGrid>
+      <w:tr>
+        <w:tc>
+          <w:tcPr>
+            <w:shd w:fill="FBF3E2" w:color="auto" w:val="clear"/>
+            <w:tcMar>
+              <w:top w:type="dxa" w:w="60"/>
+              <w:left w:type="dxa" w:w="120"/>
+              <w:bottom w:type="dxa" w:w="60"/>
+              <w:right w:type="dxa" w:w="120"/>
+            </w:tcMar>
+          </w:tcPr>
+          <w:p>
+            <w:pPr>
+              <w:spacing w:after="0" w:line="320"/>
+            </w:pPr>
+            <w:r>
+              <w:t xml:space="preserve"/>
+            </w:r>
+          </w:p>
+          <w:p>
+            <w:pPr>
+              <w:spacing w:after="0" w:line="320"/>
+            </w:pPr>
+            <w:r>
+              <w:t xml:space="preserve"/>
+            </w:r>
+          </w:p>
+          <w:p>
+            <w:pPr>
+              <w:spacing w:after="0" w:line="320"/>
+            </w:pPr>
+            <w:r>
+              <w:t xml:space="preserve"/>
+            </w:r>
+          </w:p>
+          <w:p>
+            <w:pPr>
+              <w:spacing w:after="0" w:line="320"/>
+            </w:pPr>
+            <w:r>
+              <w:t xml:space="preserve"/>
+            </w:r>
+          </w:p>
+          <w:p>
+            <w:pPr>
+              <w:spacing w:after="0" w:line="320"/>
+            </w:pPr>
+            <w:r>
+              <w:t xml:space="preserve"/>
+            </w:r>
+          </w:p>
+        </w:tc>
+      </w:tr>
+    </w:tbl>
+    <w:p>
+      <w:pPr>
+        <w:pStyle w:val="Heading2"/>
+        <w:spacing w:after="80" w:before="180"/>
+      </w:pPr>
+      <w:r>
+        <w:rPr>
+          <w:b/>
+          <w:bCs/>
+          <w:color w:val="12355B"/>
+          <w:sz w:val="24"/>
+          <w:szCs w:val="24"/>
+        </w:rPr>
+        <w:t xml:space="preserve">4. Check Your Explanation</w:t>
+      </w:r>
+      <w:r>
+        <w:rPr>
+          <w:i/>
+          <w:iCs/>
+          <w:color w:val="1FA6A2"/>
+          <w:sz w:val="19"/>
+          <w:szCs w:val="19"/>
+        </w:rPr>
+        <w:t xml:space="preserve">   five quick checks</w:t>
+      </w:r>
+    </w:p>
+    <w:p>
+      <w:pPr>
+        <w:spacing w:after="80"/>
+      </w:pPr>
+      <w:r>
+        <w:rPr>
+          <w:b/>
+          <w:bCs/>
+          <w:color w:val="1FA6A2"/>
+          <w:sz w:val="22"/>
+          <w:szCs w:val="22"/>
+        </w:rPr>
+        <w:t xml:space="preserve">☐  </w:t>
+      </w:r>
+      <w:r>
+        <w:rPr>
+          <w:sz w:val="20"/>
+          <w:szCs w:val="20"/>
+        </w:rPr>
+        <w:t xml:space="preserve">I answered the question.</w:t>
+      </w:r>
+      <w:r>
+        <w:rPr>
+          <w:i/>
+          <w:iCs/>
+          <w:color w:val="5F6F80"/>
+          <w:sz w:val="18"/>
+          <w:szCs w:val="18"/>
+        </w:rPr>
+        <w:br/>
+        <w:t xml:space="preserve">Respondí la pregunta.</w:t>
+      </w:r>
+    </w:p>
+    <w:p>
+      <w:pPr>
+        <w:spacing w:after="80"/>
+      </w:pPr>
+      <w:r>
+        <w:rPr>
+          <w:b/>
+          <w:bCs/>
+          <w:color w:val="1FA6A2"/>
+          <w:sz w:val="22"/>
+          <w:szCs w:val="22"/>
+        </w:rPr>
+        <w:t xml:space="preserve">☐  </w:t>
+      </w:r>
+      <w:r>
+        <w:rPr>
+          <w:sz w:val="20"/>
+          <w:szCs w:val="20"/>
+        </w:rPr>
+        <w:t xml:space="preserve">I used math evidence: numbers, an equation, a model, or a comparison.</w:t>
+      </w:r>
+      <w:r>
+        <w:rPr>
+          <w:i/>
+          <w:iCs/>
+          <w:color w:val="5F6F80"/>
+          <w:sz w:val="18"/>
+          <w:szCs w:val="18"/>
+        </w:rPr>
+        <w:br/>
+        <w:t xml:space="preserve">Usé evidencia matemática: números, una ecuación, un modelo o una comparación.</w:t>
+      </w:r>
+    </w:p>
+    <w:p>
+      <w:pPr>
+        <w:spacing w:after="80"/>
+      </w:pPr>
+      <w:r>
+        <w:rPr>
+          <w:b/>
+          <w:bCs/>
+          <w:color w:val="1FA6A2"/>
+          <w:sz w:val="22"/>
+          <w:szCs w:val="22"/>
+        </w:rPr>
+        <w:t xml:space="preserve">☐  </w:t>
+      </w:r>
+      <w:r>
+        <w:rPr>
+          <w:sz w:val="20"/>
+          <w:szCs w:val="20"/>
+        </w:rPr>
+        <w:t xml:space="preserve">I explained how the evidence proves my answer.</w:t>
+      </w:r>
+      <w:r>
+        <w:rPr>
+          <w:i/>
+          <w:iCs/>
+          <w:color w:val="5F6F80"/>
+          <w:sz w:val="18"/>
+          <w:szCs w:val="18"/>
+        </w:rPr>
+        <w:br/>
+        <w:t xml:space="preserve">Expliqué cómo la evidencia demuestra mi respuesta.</w:t>
+      </w:r>
+    </w:p>
+    <w:p>
+      <w:pPr>
+        <w:spacing w:after="80"/>
+      </w:pPr>
+      <w:r>
+        <w:rPr>
+          <w:b/>
+          <w:bCs/>
+          <w:color w:val="1FA6A2"/>
+          <w:sz w:val="22"/>
+          <w:szCs w:val="22"/>
+        </w:rPr>
+        <w:t xml:space="preserve">☐  </w:t>
+      </w:r>
+      <w:r>
+        <w:rPr>
+          <w:sz w:val="20"/>
+          <w:szCs w:val="20"/>
+        </w:rPr>
+        <w:t xml:space="preserve">I used at least two math words.</w:t>
+      </w:r>
+      <w:r>
+        <w:rPr>
+          <w:i/>
+          <w:iCs/>
+          <w:color w:val="5F6F80"/>
+          <w:sz w:val="18"/>
+          <w:szCs w:val="18"/>
+        </w:rPr>
+        <w:br/>
+        <w:t xml:space="preserve">Usé por lo menos dos palabras matemáticas.</w:t>
+      </w:r>
+    </w:p>
+    <w:p>
+      <w:pPr>
+        <w:spacing w:after="80"/>
+      </w:pPr>
+      <w:r>
+        <w:rPr>
+          <w:b/>
+          <w:bCs/>
+          <w:color w:val="1FA6A2"/>
+          <w:sz w:val="22"/>
+          <w:szCs w:val="22"/>
+        </w:rPr>
+        <w:t xml:space="preserve">☐  </w:t>
+      </w:r>
+      <w:r>
+        <w:rPr>
+          <w:sz w:val="20"/>
+          <w:szCs w:val="20"/>
+        </w:rPr>
+        <w:t xml:space="preserve">I reread complete sentences and punctuation.</w:t>
+      </w:r>
+      <w:r>
+        <w:rPr>
+          <w:i/>
+          <w:iCs/>
+          <w:color w:val="5F6F80"/>
+          <w:sz w:val="18"/>
+          <w:szCs w:val="18"/>
+        </w:rPr>
+        <w:br/>
+        <w:t xml:space="preserve">Volví a leer mis oraciones completas y la puntuación.</w:t>
       </w:r>
     </w:p>
     <w:p>
